--- a/new-cv.docx
+++ b/new-cv.docx
@@ -4,6 +4,26 @@
   <w:body>
     <w:p>
       <w:pPr>
+        <w:jc w:val="center"/>
+        <w:rPr>
+          <w:b/>
+          <w:bCs/>
+          <w:sz w:val="48"/>
+          <w:szCs w:val="48"/>
+        </w:rPr>
+      </w:pPr>
+      <w:r>
+        <w:rPr>
+          <w:b/>
+          <w:bCs/>
+          <w:sz w:val="48"/>
+          <w:szCs w:val="48"/>
+        </w:rPr>
+        <w:t>PRINCE SAMUEL KYEREMANTENG</w:t>
+      </w:r>
+    </w:p>
+    <w:p>
+      <w:pPr>
         <w:spacing w:after="0"/>
       </w:pPr>
       <w:r>
@@ -11,22 +31,18 @@
           <w:b/>
           <w:bCs/>
         </w:rPr>
-        <w:t>Prince S</w:t>
-      </w:r>
-      <w:r>
-        <w:rPr>
-          <w:b/>
-          <w:bCs/>
-        </w:rPr>
-        <w:t>amuel</w:t>
-      </w:r>
-      <w:r>
-        <w:rPr>
-          <w:b/>
-          <w:bCs/>
-        </w:rPr>
-        <w:t xml:space="preserve"> Kyeremanteng</w:t>
-      </w:r>
+        <w:t xml:space="preserve">Google Scholar: </w:t>
+      </w:r>
+      <w:hyperlink r:id="rId5" w:history="1">
+        <w:r>
+          <w:rPr>
+            <w:rStyle w:val="Hyperlink"/>
+            <w:b/>
+            <w:bCs/>
+          </w:rPr>
+          <w:t>scholar link</w:t>
+        </w:r>
+      </w:hyperlink>
       <w:r>
         <w:tab/>
       </w:r>
@@ -41,12 +57,20 @@
         <w:t xml:space="preserve">           </w:t>
       </w:r>
       <w:r>
+        <w:tab/>
+        <w:t xml:space="preserve">           </w:t>
+      </w:r>
+      <w:r>
+        <w:rPr>
+          <w:b/>
+          <w:bCs/>
+        </w:rPr>
+        <w:t>Email:</w:t>
+      </w:r>
+      <w:r>
         <w:t xml:space="preserve"> </w:t>
       </w:r>
-      <w:r>
-        <w:t xml:space="preserve">Email: </w:t>
-      </w:r>
-      <w:hyperlink r:id="rId5" w:history="1">
+      <w:hyperlink r:id="rId6" w:history="1">
         <w:r>
           <w:rPr>
             <w:rStyle w:val="Hyperlink"/>
@@ -60,9 +84,16 @@
         <w:spacing w:after="0"/>
       </w:pPr>
       <w:r>
-        <w:t xml:space="preserve">LinkedIn: </w:t>
-      </w:r>
-      <w:hyperlink r:id="rId6" w:history="1">
+        <w:rPr>
+          <w:b/>
+          <w:bCs/>
+        </w:rPr>
+        <w:t>LinkedIn:</w:t>
+      </w:r>
+      <w:r>
+        <w:t xml:space="preserve"> </w:t>
+      </w:r>
+      <w:hyperlink r:id="rId7" w:history="1">
         <w:r>
           <w:rPr>
             <w:rStyle w:val="Hyperlink"/>
@@ -78,9 +109,16 @@
       </w:r>
       <w:r>
         <w:tab/>
-        <w:t xml:space="preserve">            Email: </w:t>
-      </w:r>
-      <w:hyperlink r:id="rId7" w:history="1">
+        <w:t xml:space="preserve">           </w:t>
+      </w:r>
+      <w:r>
+        <w:rPr>
+          <w:b/>
+          <w:bCs/>
+        </w:rPr>
+        <w:t xml:space="preserve">Email: </w:t>
+      </w:r>
+      <w:hyperlink r:id="rId8" w:history="1">
         <w:r>
           <w:rPr>
             <w:rStyle w:val="Hyperlink"/>
@@ -95,7 +133,14 @@
           <w:bottom w:val="single" w:sz="4" w:space="1" w:color="auto"/>
         </w:pBdr>
       </w:pPr>
-      <w:hyperlink r:id="rId8" w:history="1">
+      <w:r>
+        <w:rPr>
+          <w:b/>
+          <w:bCs/>
+        </w:rPr>
+        <w:t xml:space="preserve">GitHub/Medium: </w:t>
+      </w:r>
+      <w:hyperlink r:id="rId9" w:history="1">
         <w:r>
           <w:rPr>
             <w:rStyle w:val="Hyperlink"/>
@@ -106,7 +151,7 @@
       <w:r>
         <w:t xml:space="preserve"> | </w:t>
       </w:r>
-      <w:hyperlink r:id="rId9" w:history="1">
+      <w:hyperlink r:id="rId10" w:history="1">
         <w:r>
           <w:rPr>
             <w:rStyle w:val="Hyperlink"/>
@@ -118,32 +163,33 @@
         <w:t xml:space="preserve"> </w:t>
       </w:r>
       <w:r>
-        <w:t xml:space="preserve">| </w:t>
-      </w:r>
-      <w:hyperlink r:id="rId10" w:history="1">
+        <w:tab/>
+      </w:r>
+      <w:r>
+        <w:tab/>
+      </w:r>
+      <w:r>
+        <w:tab/>
+      </w:r>
+      <w:r>
+        <w:tab/>
+        <w:t xml:space="preserve">           </w:t>
+      </w:r>
+      <w:r>
+        <w:rPr>
+          <w:b/>
+          <w:bCs/>
+        </w:rPr>
+        <w:t xml:space="preserve">Phone: </w:t>
+      </w:r>
+      <w:hyperlink r:id="rId11" w:history="1">
         <w:r>
           <w:rPr>
             <w:rStyle w:val="Hyperlink"/>
           </w:rPr>
-          <w:t>Scholar</w:t>
+          <w:t>+233 558 366 133</w:t>
         </w:r>
       </w:hyperlink>
-      <w:r>
-        <w:tab/>
-      </w:r>
-      <w:r>
-        <w:tab/>
-      </w:r>
-      <w:r>
-        <w:tab/>
-      </w:r>
-      <w:r>
-        <w:tab/>
-      </w:r>
-      <w:r>
-        <w:tab/>
-        <w:t xml:space="preserve">            Phone: +233 558 366 133</w:t>
-      </w:r>
     </w:p>
     <w:p>
       <w:pPr>
@@ -344,7 +390,28 @@
           <w:b/>
           <w:bCs/>
         </w:rPr>
-        <w:t>Oct 2024 – Oct 2026</w:t>
+        <w:t xml:space="preserve">Oct 2024 – </w:t>
+      </w:r>
+      <w:r>
+        <w:rPr>
+          <w:b/>
+          <w:bCs/>
+        </w:rPr>
+        <w:t>Jul</w:t>
+      </w:r>
+      <w:r>
+        <w:rPr>
+          <w:b/>
+          <w:bCs/>
+        </w:rPr>
+        <w:t>y</w:t>
+      </w:r>
+      <w:r>
+        <w:rPr>
+          <w:b/>
+          <w:bCs/>
+        </w:rPr>
+        <w:t xml:space="preserve"> 2026</w:t>
       </w:r>
     </w:p>
     <w:p>
@@ -510,6 +577,12 @@
       <w:r>
         <w:t>Python, SQL, JavaScript, Dart, HTML</w:t>
       </w:r>
+      <w:r>
+        <w:t>, CSS</w:t>
+      </w:r>
+      <w:r>
+        <w:t>, Tailwind</w:t>
+      </w:r>
     </w:p>
     <w:p>
       <w:pPr>
@@ -546,7 +619,15 @@
       </w:r>
       <w:proofErr w:type="spellEnd"/>
       <w:r>
-        <w:t>, TensorFlow, ScikitLearn</w:t>
+        <w:t xml:space="preserve">, TensorFlow, </w:t>
+      </w:r>
+      <w:proofErr w:type="spellStart"/>
+      <w:r>
+        <w:t>ScikitLearn</w:t>
+      </w:r>
+      <w:proofErr w:type="spellEnd"/>
+      <w:r>
+        <w:t>, React, Three.js</w:t>
       </w:r>
     </w:p>
     <w:p>
@@ -593,6 +674,9 @@
       <w:r>
         <w:t>, REST API</w:t>
       </w:r>
+      <w:r>
+        <w:t>, Sentry</w:t>
+      </w:r>
     </w:p>
     <w:p>
       <w:pPr>
@@ -620,37 +704,32 @@
         <w:tab/>
       </w:r>
       <w:r>
-        <w:t xml:space="preserve">GitHub, </w:t>
+        <w:t xml:space="preserve">GitHub, Jupyter Notebook, </w:t>
       </w:r>
       <w:proofErr w:type="spellStart"/>
       <w:r>
-        <w:t>Jupyter</w:t>
+        <w:t>VSCode</w:t>
       </w:r>
       <w:proofErr w:type="spellEnd"/>
       <w:r>
-        <w:t xml:space="preserve"> Notebook, </w:t>
+        <w:t>, C</w:t>
+      </w:r>
+      <w:r>
+        <w:t>odex</w:t>
+      </w:r>
+      <w:r>
+        <w:t xml:space="preserve">, </w:t>
       </w:r>
       <w:proofErr w:type="spellStart"/>
       <w:r>
-        <w:t>VSCode</w:t>
+        <w:t>DigitalOcean</w:t>
       </w:r>
       <w:proofErr w:type="spellEnd"/>
       <w:r>
-        <w:t>, C</w:t>
-      </w:r>
-      <w:r>
-        <w:t>odex</w:t>
-      </w:r>
-      <w:r>
-        <w:t xml:space="preserve">, </w:t>
-      </w:r>
-      <w:proofErr w:type="spellStart"/>
-      <w:r>
-        <w:t>DigitalOcean</w:t>
-      </w:r>
-      <w:proofErr w:type="spellEnd"/>
-      <w:r>
-        <w:t>, Linux Servers</w:t>
+        <w:t>, Linux</w:t>
+      </w:r>
+      <w:r>
+        <w:t>, Git Actions</w:t>
       </w:r>
     </w:p>
     <w:p>
@@ -704,6 +783,106 @@
     <w:p>
       <w:pPr>
         <w:spacing w:after="0"/>
+      </w:pPr>
+      <w:r>
+        <w:rPr>
+          <w:b/>
+          <w:bCs/>
+        </w:rPr>
+        <w:t xml:space="preserve">System Development Consultant | </w:t>
+      </w:r>
+      <w:r>
+        <w:rPr>
+          <w:b/>
+          <w:bCs/>
+        </w:rPr>
+        <w:t>SILEX Consulting Limited</w:t>
+      </w:r>
+      <w:r>
+        <w:rPr>
+          <w:b/>
+          <w:bCs/>
+        </w:rPr>
+        <w:tab/>
+      </w:r>
+      <w:r>
+        <w:rPr>
+          <w:b/>
+          <w:bCs/>
+        </w:rPr>
+        <w:tab/>
+      </w:r>
+      <w:r>
+        <w:rPr>
+          <w:b/>
+          <w:bCs/>
+        </w:rPr>
+        <w:tab/>
+        <w:t>July 2025 - Present</w:t>
+      </w:r>
+    </w:p>
+    <w:p>
+      <w:pPr>
+        <w:pStyle w:val="ListParagraph"/>
+        <w:numPr>
+          <w:ilvl w:val="0"/>
+          <w:numId w:val="13"/>
+        </w:numPr>
+        <w:spacing w:after="0"/>
+      </w:pPr>
+      <w:r>
+        <w:t xml:space="preserve">Led the development of </w:t>
+      </w:r>
+      <w:proofErr w:type="spellStart"/>
+      <w:r>
+        <w:t>ICCASA’s</w:t>
+      </w:r>
+      <w:proofErr w:type="spellEnd"/>
+      <w:r>
+        <w:t xml:space="preserve"> Monitoring and Evaluation system.</w:t>
+      </w:r>
+    </w:p>
+    <w:p>
+      <w:pPr>
+        <w:pStyle w:val="ListParagraph"/>
+        <w:numPr>
+          <w:ilvl w:val="0"/>
+          <w:numId w:val="13"/>
+        </w:numPr>
+        <w:spacing w:after="0"/>
+      </w:pPr>
+      <w:r>
+        <w:t>The system includes custom projects, indicators, outcomes, baselines, and forms for data collection.</w:t>
+      </w:r>
+      <w:r>
+        <w:t xml:space="preserve"> The system </w:t>
+      </w:r>
+      <w:r>
+        <w:t xml:space="preserve">also </w:t>
+      </w:r>
+      <w:r>
+        <w:t>includes tablet mobile apps for data collection by field agents.</w:t>
+      </w:r>
+    </w:p>
+    <w:p>
+      <w:pPr>
+        <w:pStyle w:val="ListParagraph"/>
+        <w:numPr>
+          <w:ilvl w:val="0"/>
+          <w:numId w:val="13"/>
+        </w:numPr>
+        <w:spacing w:after="0"/>
+      </w:pPr>
+      <w:r>
+        <w:t>Automatic computations with custom formulae, with a comprehensive reporting system.</w:t>
+      </w:r>
+      <w:r>
+        <w:t xml:space="preserve"> </w:t>
+      </w:r>
+    </w:p>
+    <w:p>
+      <w:pPr>
+        <w:spacing w:after="0"/>
         <w:rPr>
           <w:b/>
           <w:bCs/>
@@ -716,7 +895,7 @@
         </w:rPr>
         <w:t xml:space="preserve">Lead Software Engineer | </w:t>
       </w:r>
-      <w:hyperlink r:id="rId11" w:history="1">
+      <w:hyperlink r:id="rId12" w:history="1">
         <w:proofErr w:type="spellStart"/>
         <w:r>
           <w:rPr>
@@ -829,24 +1008,194 @@
           <w:b/>
           <w:bCs/>
         </w:rPr>
+        <w:t>Software Developer</w:t>
+      </w:r>
+      <w:r>
+        <w:rPr>
+          <w:b/>
+          <w:bCs/>
+        </w:rPr>
+        <w:t xml:space="preserve"> </w:t>
+      </w:r>
+      <w:r>
+        <w:rPr>
+          <w:b/>
+          <w:bCs/>
+        </w:rPr>
+        <w:t xml:space="preserve">| </w:t>
+      </w:r>
+      <w:hyperlink r:id="rId13" w:history="1">
+        <w:r>
+          <w:rPr>
+            <w:rStyle w:val="Hyperlink"/>
+            <w:b/>
+            <w:bCs/>
+            <w:u w:val="none"/>
+          </w:rPr>
+          <w:t>Iridis Labs</w:t>
+        </w:r>
+        <w:r>
+          <w:rPr>
+            <w:rStyle w:val="Hyperlink"/>
+            <w:b/>
+            <w:bCs/>
+            <w:u w:val="none"/>
+          </w:rPr>
+          <w:tab/>
+        </w:r>
+      </w:hyperlink>
+      <w:r>
+        <w:rPr>
+          <w:b/>
+          <w:bCs/>
+        </w:rPr>
+        <w:tab/>
+        <w:t xml:space="preserve">               </w:t>
+      </w:r>
+      <w:r>
+        <w:rPr>
+          <w:b/>
+          <w:bCs/>
+        </w:rPr>
+        <w:tab/>
+      </w:r>
+      <w:r>
+        <w:rPr>
+          <w:b/>
+          <w:bCs/>
+        </w:rPr>
+        <w:tab/>
+      </w:r>
+      <w:r>
+        <w:rPr>
+          <w:b/>
+          <w:bCs/>
+        </w:rPr>
+        <w:tab/>
+      </w:r>
+      <w:r>
+        <w:rPr>
+          <w:b/>
+          <w:bCs/>
+        </w:rPr>
+        <w:tab/>
+        <w:t xml:space="preserve">           Sept</w:t>
+      </w:r>
+      <w:r>
+        <w:rPr>
+          <w:b/>
+          <w:bCs/>
+        </w:rPr>
+        <w:t xml:space="preserve"> 202</w:t>
+      </w:r>
+      <w:r>
+        <w:rPr>
+          <w:b/>
+          <w:bCs/>
+        </w:rPr>
+        <w:t>3</w:t>
+      </w:r>
+      <w:r>
+        <w:rPr>
+          <w:b/>
+          <w:bCs/>
+        </w:rPr>
+        <w:t xml:space="preserve"> –</w:t>
+      </w:r>
+      <w:r>
+        <w:rPr>
+          <w:b/>
+          <w:bCs/>
+        </w:rPr>
+        <w:t xml:space="preserve"> Jun 2025</w:t>
+      </w:r>
+    </w:p>
+    <w:p>
+      <w:pPr>
+        <w:pStyle w:val="ListParagraph"/>
+        <w:numPr>
+          <w:ilvl w:val="0"/>
+          <w:numId w:val="2"/>
+        </w:numPr>
+      </w:pPr>
+      <w:r>
+        <w:t xml:space="preserve">Worked on a management software for the Electricity Regulatory Commission of </w:t>
+      </w:r>
+      <w:r>
+        <w:t>Liberia.</w:t>
+      </w:r>
+    </w:p>
+    <w:p>
+      <w:pPr>
+        <w:pStyle w:val="ListParagraph"/>
+        <w:numPr>
+          <w:ilvl w:val="0"/>
+          <w:numId w:val="2"/>
+        </w:numPr>
+      </w:pPr>
+      <w:r>
+        <w:t>Recruited and onboarded 10 interns and conducted training sessions for them</w:t>
+      </w:r>
+      <w:r>
+        <w:t>.</w:t>
+      </w:r>
+    </w:p>
+    <w:p>
+      <w:pPr>
+        <w:pStyle w:val="ListParagraph"/>
+        <w:numPr>
+          <w:ilvl w:val="0"/>
+          <w:numId w:val="2"/>
+        </w:numPr>
+      </w:pPr>
+      <w:r>
+        <w:t xml:space="preserve">Technologies used included: Flutter, PostgreSQL, React, </w:t>
+      </w:r>
+      <w:r>
+        <w:t>TypeScript</w:t>
+      </w:r>
+      <w:r>
+        <w:t>, and Ubuntu Servers</w:t>
+      </w:r>
+      <w:r>
+        <w:t>.</w:t>
+      </w:r>
+    </w:p>
+    <w:p>
+      <w:pPr>
+        <w:spacing w:after="0"/>
+        <w:rPr>
+          <w:b/>
+          <w:bCs/>
+        </w:rPr>
+      </w:pPr>
+      <w:r>
+        <w:rPr>
+          <w:b/>
+          <w:bCs/>
+        </w:rPr>
         <w:t xml:space="preserve">Founder | </w:t>
       </w:r>
-      <w:proofErr w:type="spellStart"/>
-      <w:r>
-        <w:rPr>
-          <w:b/>
-          <w:bCs/>
-        </w:rPr>
-        <w:t>PKay</w:t>
-      </w:r>
-      <w:proofErr w:type="spellEnd"/>
-      <w:r>
-        <w:rPr>
-          <w:b/>
-          <w:bCs/>
-        </w:rPr>
-        <w:t xml:space="preserve"> Software Consultancy</w:t>
-      </w:r>
+      <w:hyperlink r:id="rId14" w:history="1">
+        <w:proofErr w:type="spellStart"/>
+        <w:r>
+          <w:rPr>
+            <w:rStyle w:val="Hyperlink"/>
+            <w:b/>
+            <w:bCs/>
+          </w:rPr>
+          <w:t>PKay</w:t>
+        </w:r>
+        <w:proofErr w:type="spellEnd"/>
+        <w:r>
+          <w:rPr>
+            <w:rStyle w:val="Hyperlink"/>
+            <w:b/>
+            <w:bCs/>
+          </w:rPr>
+          <w:t xml:space="preserve"> Software Consultancy</w:t>
+        </w:r>
+      </w:hyperlink>
       <w:r>
         <w:rPr>
           <w:b/>
@@ -1060,13 +1409,28 @@
     </w:p>
     <w:p>
       <w:pPr>
+        <w:pBdr>
+          <w:top w:val="single" w:sz="4" w:space="1" w:color="auto"/>
+        </w:pBdr>
         <w:jc w:val="center"/>
-      </w:pPr>
-      <w:r>
-        <w:rPr>
-          <w:b/>
-          <w:bCs/>
-        </w:rPr>
+        <w:rPr>
+          <w:b/>
+          <w:bCs/>
+        </w:rPr>
+      </w:pPr>
+      <w:r>
+        <w:rPr>
+          <w:b/>
+          <w:bCs/>
+        </w:rPr>
+        <w:br w:type="page"/>
+      </w:r>
+      <w:r>
+        <w:rPr>
+          <w:b/>
+          <w:bCs/>
+        </w:rPr>
+        <w:lastRenderedPageBreak/>
         <w:t>PROJECTS</w:t>
       </w:r>
     </w:p>
@@ -1083,6 +1447,85 @@
           <w:b/>
           <w:bCs/>
         </w:rPr>
+        <w:t xml:space="preserve">Holistic Modern M&amp;E Software as a Service | </w:t>
+      </w:r>
+      <w:hyperlink r:id="rId15" w:history="1">
+        <w:r>
+          <w:rPr>
+            <w:rStyle w:val="Hyperlink"/>
+            <w:b/>
+            <w:bCs/>
+          </w:rPr>
+          <w:t>Demo Link</w:t>
+        </w:r>
+      </w:hyperlink>
+    </w:p>
+    <w:p>
+      <w:pPr>
+        <w:pStyle w:val="ListParagraph"/>
+        <w:numPr>
+          <w:ilvl w:val="0"/>
+          <w:numId w:val="14"/>
+        </w:numPr>
+        <w:spacing w:after="0"/>
+      </w:pPr>
+      <w:r>
+        <w:t>Developed core M&amp;E workflows for projects, outcomes, indicators, versioned forms, field submissions, automated indicator computations, dashboards, and PDF reports.</w:t>
+      </w:r>
+    </w:p>
+    <w:p>
+      <w:pPr>
+        <w:pStyle w:val="ListParagraph"/>
+        <w:numPr>
+          <w:ilvl w:val="0"/>
+          <w:numId w:val="14"/>
+        </w:numPr>
+        <w:spacing w:after="0"/>
+      </w:pPr>
+      <w:r>
+        <w:t>Implemented multi-tenant operations features</w:t>
+      </w:r>
+      <w:r>
+        <w:t>,</w:t>
+      </w:r>
+      <w:r>
+        <w:t xml:space="preserve"> including role-based access, audit logs, file uploads, billing/subscriptions, </w:t>
+      </w:r>
+      <w:proofErr w:type="spellStart"/>
+      <w:r>
+        <w:t>Paystack</w:t>
+      </w:r>
+      <w:proofErr w:type="spellEnd"/>
+      <w:r>
+        <w:t xml:space="preserve"> payments, notifications, and background jobs.</w:t>
+      </w:r>
+    </w:p>
+    <w:p>
+      <w:pPr>
+        <w:pStyle w:val="ListParagraph"/>
+        <w:numPr>
+          <w:ilvl w:val="0"/>
+          <w:numId w:val="14"/>
+        </w:numPr>
+        <w:spacing w:after="0"/>
+      </w:pPr>
+      <w:r>
+        <w:t>The system also includes tablet mobile apps for data collection by field agents.</w:t>
+      </w:r>
+    </w:p>
+    <w:p>
+      <w:pPr>
+        <w:spacing w:after="0"/>
+        <w:rPr>
+          <w:b/>
+          <w:bCs/>
+        </w:rPr>
+      </w:pPr>
+      <w:r>
+        <w:rPr>
+          <w:b/>
+          <w:bCs/>
+        </w:rPr>
         <w:t xml:space="preserve">Projection Software </w:t>
       </w:r>
       <w:r>
@@ -1092,7 +1535,7 @@
         </w:rPr>
         <w:t xml:space="preserve">| </w:t>
       </w:r>
-      <w:hyperlink r:id="rId12" w:history="1">
+      <w:hyperlink r:id="rId16" w:history="1">
         <w:r>
           <w:rPr>
             <w:rStyle w:val="Hyperlink"/>
@@ -1290,7 +1733,7 @@
         </w:rPr>
         <w:t xml:space="preserve">| </w:t>
       </w:r>
-      <w:hyperlink r:id="rId13" w:history="1">
+      <w:hyperlink r:id="rId17" w:history="1">
         <w:r>
           <w:rPr>
             <w:rStyle w:val="Hyperlink"/>
@@ -1521,7 +1964,6 @@
           <w:b/>
           <w:bCs/>
         </w:rPr>
-        <w:lastRenderedPageBreak/>
         <w:t>APanel</w:t>
       </w:r>
       <w:proofErr w:type="spellEnd"/>
@@ -1531,6 +1973,13 @@
           <w:bCs/>
         </w:rPr>
         <w:t xml:space="preserve"> Cloud Deployment Platform</w:t>
+      </w:r>
+      <w:r>
+        <w:rPr>
+          <w:b/>
+          <w:bCs/>
+        </w:rPr>
+        <w:t xml:space="preserve"> </w:t>
       </w:r>
       <w:r>
         <w:rPr>
@@ -1651,187 +2100,71 @@
     <w:p>
       <w:pPr>
         <w:spacing w:before="100" w:beforeAutospacing="1" w:after="0" w:line="240" w:lineRule="auto"/>
-        <w:rPr>
-          <w:rFonts w:ascii="Times New Roman" w:eastAsia="Times New Roman" w:hAnsi="Times New Roman" w:cs="Times New Roman"/>
-          <w:kern w:val="0"/>
-          <w:sz w:val="24"/>
-          <w:szCs w:val="24"/>
-          <w:lang w:eastAsia="en-GH"/>
-          <w14:ligatures w14:val="none"/>
-        </w:rPr>
       </w:pPr>
       <w:proofErr w:type="spellStart"/>
       <w:r>
         <w:rPr>
-          <w:rFonts w:ascii="Times New Roman" w:eastAsia="Times New Roman" w:hAnsi="Times New Roman" w:cs="Times New Roman"/>
-          <w:b/>
-          <w:bCs/>
-          <w:kern w:val="0"/>
-          <w:sz w:val="24"/>
-          <w:szCs w:val="24"/>
-          <w:lang w:eastAsia="en-GH"/>
-          <w14:ligatures w14:val="none"/>
+          <w:b/>
+          <w:bCs/>
         </w:rPr>
         <w:t>Synther</w:t>
       </w:r>
       <w:proofErr w:type="spellEnd"/>
       <w:r>
         <w:rPr>
-          <w:rFonts w:ascii="Times New Roman" w:eastAsia="Times New Roman" w:hAnsi="Times New Roman" w:cs="Times New Roman"/>
-          <w:b/>
-          <w:bCs/>
-          <w:kern w:val="0"/>
-          <w:sz w:val="24"/>
-          <w:szCs w:val="24"/>
-          <w:lang w:eastAsia="en-GH"/>
-          <w14:ligatures w14:val="none"/>
+          <w:b/>
+          <w:bCs/>
         </w:rPr>
         <w:t xml:space="preserve"> | </w:t>
       </w:r>
-      <w:hyperlink r:id="rId14" w:history="1">
+      <w:hyperlink r:id="rId18" w:history="1">
         <w:r>
           <w:rPr>
             <w:rStyle w:val="Hyperlink"/>
-            <w:rFonts w:ascii="Times New Roman" w:eastAsia="Times New Roman" w:hAnsi="Times New Roman" w:cs="Times New Roman"/>
-            <w:b/>
-            <w:bCs/>
-            <w:kern w:val="0"/>
-            <w:sz w:val="24"/>
-            <w:szCs w:val="24"/>
-            <w:lang w:eastAsia="en-GH"/>
-            <w14:ligatures w14:val="none"/>
           </w:rPr>
           <w:t>Link</w:t>
         </w:r>
       </w:hyperlink>
       <w:r>
         <w:rPr>
-          <w:rFonts w:ascii="Times New Roman" w:eastAsia="Times New Roman" w:hAnsi="Times New Roman" w:cs="Times New Roman"/>
-          <w:b/>
-          <w:bCs/>
-          <w:kern w:val="0"/>
-          <w:sz w:val="24"/>
-          <w:szCs w:val="24"/>
-          <w:lang w:eastAsia="en-GH"/>
-          <w14:ligatures w14:val="none"/>
-        </w:rPr>
-        <w:tab/>
-      </w:r>
-      <w:r>
-        <w:rPr>
-          <w:rFonts w:ascii="Times New Roman" w:eastAsia="Times New Roman" w:hAnsi="Times New Roman" w:cs="Times New Roman"/>
-          <w:b/>
-          <w:bCs/>
-          <w:kern w:val="0"/>
-          <w:sz w:val="24"/>
-          <w:szCs w:val="24"/>
-          <w:lang w:eastAsia="en-GH"/>
-          <w14:ligatures w14:val="none"/>
-        </w:rPr>
-        <w:tab/>
-      </w:r>
-      <w:r>
-        <w:rPr>
-          <w:rFonts w:ascii="Times New Roman" w:eastAsia="Times New Roman" w:hAnsi="Times New Roman" w:cs="Times New Roman"/>
-          <w:b/>
-          <w:bCs/>
-          <w:kern w:val="0"/>
-          <w:sz w:val="24"/>
-          <w:szCs w:val="24"/>
-          <w:lang w:eastAsia="en-GH"/>
-          <w14:ligatures w14:val="none"/>
-        </w:rPr>
-        <w:tab/>
-      </w:r>
-      <w:r>
-        <w:rPr>
-          <w:rFonts w:ascii="Times New Roman" w:eastAsia="Times New Roman" w:hAnsi="Times New Roman" w:cs="Times New Roman"/>
-          <w:b/>
-          <w:bCs/>
-          <w:kern w:val="0"/>
-          <w:sz w:val="24"/>
-          <w:szCs w:val="24"/>
-          <w:lang w:eastAsia="en-GH"/>
-          <w14:ligatures w14:val="none"/>
-        </w:rPr>
-        <w:tab/>
-      </w:r>
-      <w:r>
-        <w:rPr>
-          <w:rFonts w:ascii="Times New Roman" w:eastAsia="Times New Roman" w:hAnsi="Times New Roman" w:cs="Times New Roman"/>
-          <w:b/>
-          <w:bCs/>
-          <w:kern w:val="0"/>
-          <w:sz w:val="24"/>
-          <w:szCs w:val="24"/>
-          <w:lang w:eastAsia="en-GH"/>
-          <w14:ligatures w14:val="none"/>
-        </w:rPr>
-        <w:tab/>
-      </w:r>
-      <w:r>
-        <w:rPr>
-          <w:rFonts w:ascii="Times New Roman" w:eastAsia="Times New Roman" w:hAnsi="Times New Roman" w:cs="Times New Roman"/>
-          <w:b/>
-          <w:bCs/>
-          <w:kern w:val="0"/>
-          <w:sz w:val="24"/>
-          <w:szCs w:val="24"/>
-          <w:lang w:eastAsia="en-GH"/>
-          <w14:ligatures w14:val="none"/>
-        </w:rPr>
-        <w:tab/>
-      </w:r>
-      <w:r>
-        <w:rPr>
-          <w:rFonts w:ascii="Times New Roman" w:eastAsia="Times New Roman" w:hAnsi="Times New Roman" w:cs="Times New Roman"/>
-          <w:b/>
-          <w:bCs/>
-          <w:kern w:val="0"/>
-          <w:sz w:val="24"/>
-          <w:szCs w:val="24"/>
-          <w:lang w:eastAsia="en-GH"/>
-          <w14:ligatures w14:val="none"/>
-        </w:rPr>
-        <w:tab/>
-      </w:r>
-      <w:r>
-        <w:rPr>
-          <w:rFonts w:ascii="Times New Roman" w:eastAsia="Times New Roman" w:hAnsi="Times New Roman" w:cs="Times New Roman"/>
-          <w:b/>
-          <w:bCs/>
-          <w:kern w:val="0"/>
-          <w:sz w:val="24"/>
-          <w:szCs w:val="24"/>
-          <w:lang w:eastAsia="en-GH"/>
-          <w14:ligatures w14:val="none"/>
-        </w:rPr>
-        <w:tab/>
-      </w:r>
-      <w:r>
-        <w:rPr>
-          <w:rFonts w:ascii="Times New Roman" w:eastAsia="Times New Roman" w:hAnsi="Times New Roman" w:cs="Times New Roman"/>
-          <w:b/>
-          <w:bCs/>
-          <w:kern w:val="0"/>
-          <w:sz w:val="24"/>
-          <w:szCs w:val="24"/>
-          <w:lang w:eastAsia="en-GH"/>
-          <w14:ligatures w14:val="none"/>
-        </w:rPr>
-        <w:tab/>
-      </w:r>
-      <w:r>
-        <w:rPr>
-          <w:rFonts w:ascii="Times New Roman" w:eastAsia="Times New Roman" w:hAnsi="Times New Roman" w:cs="Times New Roman"/>
-          <w:b/>
-          <w:bCs/>
-          <w:kern w:val="0"/>
-          <w:sz w:val="24"/>
-          <w:szCs w:val="24"/>
-          <w:lang w:eastAsia="en-GH"/>
-          <w14:ligatures w14:val="none"/>
-        </w:rPr>
+          <w:b/>
+          <w:bCs/>
+        </w:rPr>
+        <w:tab/>
+      </w:r>
+      <w:r>
+        <w:rPr>
+          <w:b/>
+          <w:bCs/>
+        </w:rPr>
+        <w:tab/>
+      </w:r>
+      <w:r>
+        <w:rPr>
+          <w:b/>
+          <w:bCs/>
+        </w:rPr>
+        <w:tab/>
+      </w:r>
+      <w:r>
+        <w:tab/>
+      </w:r>
+      <w:r>
+        <w:tab/>
+      </w:r>
+      <w:r>
+        <w:tab/>
+      </w:r>
+      <w:r>
+        <w:tab/>
+      </w:r>
+      <w:r>
+        <w:tab/>
+      </w:r>
+      <w:r>
+        <w:tab/>
+      </w:r>
+      <w:r>
         <w:tab/>
         <w:t>April 2026</w:t>
       </w:r>
@@ -1844,24 +2177,8 @@
           <w:numId w:val="12"/>
         </w:numPr>
         <w:spacing w:after="100" w:afterAutospacing="1" w:line="240" w:lineRule="auto"/>
-        <w:rPr>
-          <w:rFonts w:ascii="Times New Roman" w:eastAsia="Times New Roman" w:hAnsi="Times New Roman" w:cs="Times New Roman"/>
-          <w:kern w:val="0"/>
-          <w:sz w:val="24"/>
-          <w:szCs w:val="24"/>
-          <w:lang w:eastAsia="en-GH"/>
-          <w14:ligatures w14:val="none"/>
-        </w:rPr>
-      </w:pPr>
-      <w:r>
-        <w:rPr>
-          <w:rFonts w:ascii="Times New Roman" w:eastAsia="Times New Roman" w:hAnsi="Times New Roman" w:cs="Times New Roman"/>
-          <w:kern w:val="0"/>
-          <w:sz w:val="24"/>
-          <w:szCs w:val="24"/>
-          <w:lang w:eastAsia="en-GH"/>
-          <w14:ligatures w14:val="none"/>
-        </w:rPr>
+      </w:pPr>
+      <w:r>
         <w:t>A synthetic data generation tool for generating highly configurable datasets</w:t>
       </w:r>
     </w:p>
@@ -1873,47 +2190,9 @@
           <w:numId w:val="12"/>
         </w:numPr>
         <w:spacing w:after="100" w:afterAutospacing="1" w:line="240" w:lineRule="auto"/>
-        <w:rPr>
-          <w:rFonts w:ascii="Times New Roman" w:eastAsia="Times New Roman" w:hAnsi="Times New Roman" w:cs="Times New Roman"/>
-          <w:kern w:val="0"/>
-          <w:sz w:val="24"/>
-          <w:szCs w:val="24"/>
-          <w:lang w:eastAsia="en-GH"/>
-          <w14:ligatures w14:val="none"/>
-        </w:rPr>
-      </w:pPr>
-      <w:r>
-        <w:rPr>
-          <w:rFonts w:ascii="Times New Roman" w:eastAsia="Times New Roman" w:hAnsi="Times New Roman" w:cs="Times New Roman"/>
-          <w:kern w:val="0"/>
-          <w:sz w:val="24"/>
-          <w:szCs w:val="24"/>
-          <w:lang w:eastAsia="en-GH"/>
-          <w14:ligatures w14:val="none"/>
-        </w:rPr>
-        <w:t>Implemented Celery workers and Redis</w:t>
-      </w:r>
-      <w:r>
-        <w:rPr>
-          <w:rFonts w:ascii="Times New Roman" w:eastAsia="Times New Roman" w:hAnsi="Times New Roman" w:cs="Times New Roman"/>
-          <w:kern w:val="0"/>
-          <w:sz w:val="24"/>
-          <w:szCs w:val="24"/>
-          <w:lang w:eastAsia="en-GH"/>
-          <w14:ligatures w14:val="none"/>
-        </w:rPr>
-        <w:t xml:space="preserve"> </w:t>
-      </w:r>
-      <w:r>
-        <w:rPr>
-          <w:rFonts w:ascii="Times New Roman" w:eastAsia="Times New Roman" w:hAnsi="Times New Roman" w:cs="Times New Roman"/>
-          <w:kern w:val="0"/>
-          <w:sz w:val="24"/>
-          <w:szCs w:val="24"/>
-          <w:lang w:eastAsia="en-GH"/>
-          <w14:ligatures w14:val="none"/>
-        </w:rPr>
-        <w:t>for scalable background generation and live progress.</w:t>
+      </w:pPr>
+      <w:r>
+        <w:t>Implemented Celery workers and Redis for scalable background generation and live progress.</w:t>
       </w:r>
     </w:p>
     <w:p>
@@ -1924,69 +2203,9 @@
           <w:numId w:val="12"/>
         </w:numPr>
         <w:spacing w:after="100" w:afterAutospacing="1" w:line="240" w:lineRule="auto"/>
-        <w:rPr>
-          <w:rFonts w:ascii="Times New Roman" w:eastAsia="Times New Roman" w:hAnsi="Times New Roman" w:cs="Times New Roman"/>
-          <w:kern w:val="0"/>
-          <w:sz w:val="24"/>
-          <w:szCs w:val="24"/>
-          <w:lang w:eastAsia="en-GH"/>
-          <w14:ligatures w14:val="none"/>
-        </w:rPr>
-      </w:pPr>
-      <w:r>
-        <w:rPr>
-          <w:rFonts w:ascii="Times New Roman" w:eastAsia="Times New Roman" w:hAnsi="Times New Roman" w:cs="Times New Roman"/>
-          <w:kern w:val="0"/>
-          <w:sz w:val="24"/>
-          <w:szCs w:val="24"/>
-          <w:lang w:eastAsia="en-GH"/>
-          <w14:ligatures w14:val="none"/>
-        </w:rPr>
-        <w:t xml:space="preserve">Designed </w:t>
-      </w:r>
-      <w:r>
-        <w:rPr>
-          <w:rFonts w:ascii="Times New Roman" w:eastAsia="Times New Roman" w:hAnsi="Times New Roman" w:cs="Times New Roman"/>
-          <w:kern w:val="0"/>
-          <w:sz w:val="24"/>
-          <w:szCs w:val="24"/>
-          <w:lang w:eastAsia="en-GH"/>
-          <w14:ligatures w14:val="none"/>
-        </w:rPr>
-        <w:t xml:space="preserve">an </w:t>
-      </w:r>
-      <w:r>
-        <w:rPr>
-          <w:rFonts w:ascii="Times New Roman" w:eastAsia="Times New Roman" w:hAnsi="Times New Roman" w:cs="Times New Roman"/>
-          <w:kern w:val="0"/>
-          <w:sz w:val="24"/>
-          <w:szCs w:val="24"/>
-          <w:lang w:eastAsia="en-GH"/>
-          <w14:ligatures w14:val="none"/>
-        </w:rPr>
-        <w:t xml:space="preserve">intuitive wizard with datatype-aware fields, </w:t>
-      </w:r>
-      <w:r>
-        <w:rPr>
-          <w:rFonts w:ascii="Times New Roman" w:eastAsia="Times New Roman" w:hAnsi="Times New Roman" w:cs="Times New Roman"/>
-          <w:kern w:val="0"/>
-          <w:sz w:val="24"/>
-          <w:szCs w:val="24"/>
-          <w:lang w:eastAsia="en-GH"/>
-          <w14:ligatures w14:val="none"/>
-        </w:rPr>
-        <w:t xml:space="preserve">options, </w:t>
-      </w:r>
-      <w:r>
-        <w:rPr>
-          <w:rFonts w:ascii="Times New Roman" w:eastAsia="Times New Roman" w:hAnsi="Times New Roman" w:cs="Times New Roman"/>
-          <w:kern w:val="0"/>
-          <w:sz w:val="24"/>
-          <w:szCs w:val="24"/>
-          <w:lang w:eastAsia="en-GH"/>
-          <w14:ligatures w14:val="none"/>
-        </w:rPr>
-        <w:t>and downloads.</w:t>
+      </w:pPr>
+      <w:r>
+        <w:t>Designed an intuitive wizard with datatype-aware fields, options, and downloads.</w:t>
       </w:r>
     </w:p>
     <w:p>
@@ -1997,82 +2216,23 @@
           <w:numId w:val="12"/>
         </w:numPr>
         <w:spacing w:after="100" w:afterAutospacing="1" w:line="240" w:lineRule="auto"/>
-        <w:rPr>
-          <w:rFonts w:ascii="Times New Roman" w:eastAsia="Times New Roman" w:hAnsi="Times New Roman" w:cs="Times New Roman"/>
-          <w:kern w:val="0"/>
-          <w:sz w:val="24"/>
-          <w:szCs w:val="24"/>
-          <w:lang w:eastAsia="en-GH"/>
-          <w14:ligatures w14:val="none"/>
-        </w:rPr>
-      </w:pPr>
-      <w:r>
-        <w:rPr>
-          <w:rFonts w:ascii="Times New Roman" w:eastAsia="Times New Roman" w:hAnsi="Times New Roman" w:cs="Times New Roman"/>
-          <w:kern w:val="0"/>
-          <w:sz w:val="24"/>
-          <w:szCs w:val="24"/>
-          <w:lang w:eastAsia="en-GH"/>
-          <w14:ligatures w14:val="none"/>
-        </w:rPr>
+      </w:pPr>
+      <w:r>
         <w:t xml:space="preserve">Ensured data fidelity with </w:t>
       </w:r>
       <w:proofErr w:type="spellStart"/>
       <w:r>
-        <w:rPr>
-          <w:rFonts w:ascii="Times New Roman" w:eastAsia="Times New Roman" w:hAnsi="Times New Roman" w:cs="Times New Roman"/>
-          <w:kern w:val="0"/>
-          <w:sz w:val="24"/>
-          <w:szCs w:val="24"/>
-          <w:lang w:eastAsia="en-GH"/>
-          <w14:ligatures w14:val="none"/>
-        </w:rPr>
         <w:t>numpy</w:t>
       </w:r>
       <w:proofErr w:type="spellEnd"/>
       <w:r>
-        <w:rPr>
-          <w:rFonts w:ascii="Times New Roman" w:eastAsia="Times New Roman" w:hAnsi="Times New Roman" w:cs="Times New Roman"/>
-          <w:kern w:val="0"/>
-          <w:sz w:val="24"/>
-          <w:szCs w:val="24"/>
-          <w:lang w:eastAsia="en-GH"/>
-          <w14:ligatures w14:val="none"/>
-        </w:rPr>
         <w:t>/Faker-based generators,</w:t>
       </w:r>
       <w:r>
-        <w:rPr>
-          <w:rFonts w:ascii="Times New Roman" w:eastAsia="Times New Roman" w:hAnsi="Times New Roman" w:cs="Times New Roman"/>
-          <w:kern w:val="0"/>
-          <w:sz w:val="24"/>
-          <w:szCs w:val="24"/>
-          <w:lang w:eastAsia="en-GH"/>
-          <w14:ligatures w14:val="none"/>
-        </w:rPr>
         <w:t xml:space="preserve"> and</w:t>
       </w:r>
       <w:r>
-        <w:rPr>
-          <w:rFonts w:ascii="Times New Roman" w:eastAsia="Times New Roman" w:hAnsi="Times New Roman" w:cs="Times New Roman"/>
-          <w:kern w:val="0"/>
-          <w:sz w:val="24"/>
-          <w:szCs w:val="24"/>
-          <w:lang w:eastAsia="en-GH"/>
-          <w14:ligatures w14:val="none"/>
-        </w:rPr>
-        <w:t xml:space="preserve"> deterministic seeding</w:t>
-      </w:r>
-      <w:r>
-        <w:rPr>
-          <w:rFonts w:ascii="Times New Roman" w:eastAsia="Times New Roman" w:hAnsi="Times New Roman" w:cs="Times New Roman"/>
-          <w:kern w:val="0"/>
-          <w:sz w:val="24"/>
-          <w:szCs w:val="24"/>
-          <w:lang w:eastAsia="en-GH"/>
-          <w14:ligatures w14:val="none"/>
-        </w:rPr>
-        <w:t>.</w:t>
+        <w:t xml:space="preserve"> deterministic seeding.</w:t>
       </w:r>
     </w:p>
     <w:p>
@@ -2090,6 +2250,13 @@
         </w:rPr>
         <w:t xml:space="preserve">Nrf24 Firewall </w:t>
       </w:r>
+      <w:r>
+        <w:rPr>
+          <w:b/>
+          <w:bCs/>
+        </w:rPr>
+        <w:t>(</w:t>
+      </w:r>
       <w:proofErr w:type="spellStart"/>
       <w:r>
         <w:rPr>
@@ -2132,9 +2299,16 @@
           <w:b/>
           <w:bCs/>
         </w:rPr>
+        <w:t>)</w:t>
+      </w:r>
+      <w:r>
+        <w:rPr>
+          <w:b/>
+          <w:bCs/>
+        </w:rPr>
         <w:t xml:space="preserve"> | </w:t>
       </w:r>
-      <w:hyperlink r:id="rId15" w:history="1">
+      <w:hyperlink r:id="rId19" w:history="1">
         <w:r>
           <w:rPr>
             <w:rStyle w:val="Hyperlink"/>
@@ -2299,7 +2473,7 @@
       <w:r>
         <w:t xml:space="preserve"> </w:t>
       </w:r>
-      <w:hyperlink r:id="rId16" w:history="1">
+      <w:hyperlink r:id="rId20" w:history="1">
         <w:r>
           <w:rPr>
             <w:rStyle w:val="Hyperlink"/>
@@ -2444,7 +2618,7 @@
       <w:r>
         <w:t xml:space="preserve"> </w:t>
       </w:r>
-      <w:hyperlink r:id="rId17" w:history="1">
+      <w:hyperlink r:id="rId21" w:history="1">
         <w:r>
           <w:rPr>
             <w:rStyle w:val="Hyperlink"/>
@@ -2501,7 +2675,7 @@
       <w:r>
         <w:t xml:space="preserve">Designed/developed an admissions management system for </w:t>
       </w:r>
-      <w:hyperlink r:id="rId18" w:history="1">
+      <w:hyperlink r:id="rId22" w:history="1">
         <w:r>
           <w:rPr>
             <w:rStyle w:val="Hyperlink"/>
@@ -2537,6 +2711,7 @@
         </w:numPr>
       </w:pPr>
       <w:r>
+        <w:lastRenderedPageBreak/>
         <w:t>Over 2000 applications processed so far, and counting.</w:t>
       </w:r>
     </w:p>
@@ -2561,6 +2736,15 @@
     <w:p>
       <w:pPr>
         <w:spacing w:after="0"/>
+        <w:rPr>
+          <w:b/>
+          <w:bCs/>
+        </w:rPr>
+      </w:pPr>
+    </w:p>
+    <w:p>
+      <w:pPr>
+        <w:spacing w:after="0"/>
       </w:pPr>
       <w:r>
         <w:rPr>
@@ -2585,7 +2769,7 @@
         </w:rPr>
         <w:t xml:space="preserve"> Online Marketplace) | </w:t>
       </w:r>
-      <w:hyperlink r:id="rId19" w:history="1">
+      <w:hyperlink r:id="rId23" w:history="1">
         <w:r>
           <w:rPr>
             <w:rStyle w:val="Hyperlink"/>
@@ -2690,7 +2874,6 @@
         <w:t>System has a dashboard for administrative monitoring and management.</w:t>
       </w:r>
     </w:p>
-    <w:p/>
     <w:sectPr>
       <w:pgSz w:w="11906" w:h="16838"/>
       <w:pgMar w:top="1440" w:right="1133" w:bottom="1440" w:left="993" w:header="708" w:footer="708" w:gutter="0"/>
@@ -3543,6 +3726,119 @@
     </w:lvl>
   </w:abstractNum>
   <w:abstractNum w:abstractNumId="7" w15:restartNumberingAfterBreak="0">
+    <w:nsid w:val="2EBC1982"/>
+    <w:multiLevelType w:val="hybridMultilevel"/>
+    <w:tmpl w:val="7048D374"/>
+    <w:lvl w:ilvl="0" w:tplc="0C000001">
+      <w:start w:val="1"/>
+      <w:numFmt w:val="bullet"/>
+      <w:lvlText w:val=""/>
+      <w:lvlJc w:val="left"/>
+      <w:pPr>
+        <w:ind w:left="644" w:hanging="360"/>
+      </w:pPr>
+      <w:rPr>
+        <w:rFonts w:ascii="Symbol" w:hAnsi="Symbol" w:hint="default"/>
+      </w:rPr>
+    </w:lvl>
+    <w:lvl w:ilvl="1" w:tplc="0C000003" w:tentative="1">
+      <w:start w:val="1"/>
+      <w:numFmt w:val="bullet"/>
+      <w:lvlText w:val="o"/>
+      <w:lvlJc w:val="left"/>
+      <w:pPr>
+        <w:ind w:left="1364" w:hanging="360"/>
+      </w:pPr>
+      <w:rPr>
+        <w:rFonts w:ascii="Courier New" w:hAnsi="Courier New" w:cs="Courier New" w:hint="default"/>
+      </w:rPr>
+    </w:lvl>
+    <w:lvl w:ilvl="2" w:tplc="0C000005" w:tentative="1">
+      <w:start w:val="1"/>
+      <w:numFmt w:val="bullet"/>
+      <w:lvlText w:val=""/>
+      <w:lvlJc w:val="left"/>
+      <w:pPr>
+        <w:ind w:left="2084" w:hanging="360"/>
+      </w:pPr>
+      <w:rPr>
+        <w:rFonts w:ascii="Wingdings" w:hAnsi="Wingdings" w:hint="default"/>
+      </w:rPr>
+    </w:lvl>
+    <w:lvl w:ilvl="3" w:tplc="0C000001" w:tentative="1">
+      <w:start w:val="1"/>
+      <w:numFmt w:val="bullet"/>
+      <w:lvlText w:val=""/>
+      <w:lvlJc w:val="left"/>
+      <w:pPr>
+        <w:ind w:left="2804" w:hanging="360"/>
+      </w:pPr>
+      <w:rPr>
+        <w:rFonts w:ascii="Symbol" w:hAnsi="Symbol" w:hint="default"/>
+      </w:rPr>
+    </w:lvl>
+    <w:lvl w:ilvl="4" w:tplc="0C000003" w:tentative="1">
+      <w:start w:val="1"/>
+      <w:numFmt w:val="bullet"/>
+      <w:lvlText w:val="o"/>
+      <w:lvlJc w:val="left"/>
+      <w:pPr>
+        <w:ind w:left="3524" w:hanging="360"/>
+      </w:pPr>
+      <w:rPr>
+        <w:rFonts w:ascii="Courier New" w:hAnsi="Courier New" w:cs="Courier New" w:hint="default"/>
+      </w:rPr>
+    </w:lvl>
+    <w:lvl w:ilvl="5" w:tplc="0C000005" w:tentative="1">
+      <w:start w:val="1"/>
+      <w:numFmt w:val="bullet"/>
+      <w:lvlText w:val=""/>
+      <w:lvlJc w:val="left"/>
+      <w:pPr>
+        <w:ind w:left="4244" w:hanging="360"/>
+      </w:pPr>
+      <w:rPr>
+        <w:rFonts w:ascii="Wingdings" w:hAnsi="Wingdings" w:hint="default"/>
+      </w:rPr>
+    </w:lvl>
+    <w:lvl w:ilvl="6" w:tplc="0C000001" w:tentative="1">
+      <w:start w:val="1"/>
+      <w:numFmt w:val="bullet"/>
+      <w:lvlText w:val=""/>
+      <w:lvlJc w:val="left"/>
+      <w:pPr>
+        <w:ind w:left="4964" w:hanging="360"/>
+      </w:pPr>
+      <w:rPr>
+        <w:rFonts w:ascii="Symbol" w:hAnsi="Symbol" w:hint="default"/>
+      </w:rPr>
+    </w:lvl>
+    <w:lvl w:ilvl="7" w:tplc="0C000003" w:tentative="1">
+      <w:start w:val="1"/>
+      <w:numFmt w:val="bullet"/>
+      <w:lvlText w:val="o"/>
+      <w:lvlJc w:val="left"/>
+      <w:pPr>
+        <w:ind w:left="5684" w:hanging="360"/>
+      </w:pPr>
+      <w:rPr>
+        <w:rFonts w:ascii="Courier New" w:hAnsi="Courier New" w:cs="Courier New" w:hint="default"/>
+      </w:rPr>
+    </w:lvl>
+    <w:lvl w:ilvl="8" w:tplc="0C000005" w:tentative="1">
+      <w:start w:val="1"/>
+      <w:numFmt w:val="bullet"/>
+      <w:lvlText w:val=""/>
+      <w:lvlJc w:val="left"/>
+      <w:pPr>
+        <w:ind w:left="6404" w:hanging="360"/>
+      </w:pPr>
+      <w:rPr>
+        <w:rFonts w:ascii="Wingdings" w:hAnsi="Wingdings" w:hint="default"/>
+      </w:rPr>
+    </w:lvl>
+  </w:abstractNum>
+  <w:abstractNum w:abstractNumId="8" w15:restartNumberingAfterBreak="0">
     <w:nsid w:val="3EF27CFB"/>
     <w:multiLevelType w:val="hybridMultilevel"/>
     <w:tmpl w:val="0EE84D52"/>
@@ -3657,7 +3953,120 @@
       </w:rPr>
     </w:lvl>
   </w:abstractNum>
-  <w:abstractNum w:abstractNumId="8" w15:restartNumberingAfterBreak="0">
+  <w:abstractNum w:abstractNumId="9" w15:restartNumberingAfterBreak="0">
+    <w:nsid w:val="40A83DA0"/>
+    <w:multiLevelType w:val="hybridMultilevel"/>
+    <w:tmpl w:val="BD7CC510"/>
+    <w:lvl w:ilvl="0" w:tplc="0C000001">
+      <w:start w:val="1"/>
+      <w:numFmt w:val="bullet"/>
+      <w:lvlText w:val=""/>
+      <w:lvlJc w:val="left"/>
+      <w:pPr>
+        <w:ind w:left="644" w:hanging="360"/>
+      </w:pPr>
+      <w:rPr>
+        <w:rFonts w:ascii="Symbol" w:hAnsi="Symbol" w:hint="default"/>
+      </w:rPr>
+    </w:lvl>
+    <w:lvl w:ilvl="1" w:tplc="0C000003" w:tentative="1">
+      <w:start w:val="1"/>
+      <w:numFmt w:val="bullet"/>
+      <w:lvlText w:val="o"/>
+      <w:lvlJc w:val="left"/>
+      <w:pPr>
+        <w:ind w:left="1364" w:hanging="360"/>
+      </w:pPr>
+      <w:rPr>
+        <w:rFonts w:ascii="Courier New" w:hAnsi="Courier New" w:cs="Courier New" w:hint="default"/>
+      </w:rPr>
+    </w:lvl>
+    <w:lvl w:ilvl="2" w:tplc="0C000005" w:tentative="1">
+      <w:start w:val="1"/>
+      <w:numFmt w:val="bullet"/>
+      <w:lvlText w:val=""/>
+      <w:lvlJc w:val="left"/>
+      <w:pPr>
+        <w:ind w:left="2084" w:hanging="360"/>
+      </w:pPr>
+      <w:rPr>
+        <w:rFonts w:ascii="Wingdings" w:hAnsi="Wingdings" w:hint="default"/>
+      </w:rPr>
+    </w:lvl>
+    <w:lvl w:ilvl="3" w:tplc="0C000001" w:tentative="1">
+      <w:start w:val="1"/>
+      <w:numFmt w:val="bullet"/>
+      <w:lvlText w:val=""/>
+      <w:lvlJc w:val="left"/>
+      <w:pPr>
+        <w:ind w:left="2804" w:hanging="360"/>
+      </w:pPr>
+      <w:rPr>
+        <w:rFonts w:ascii="Symbol" w:hAnsi="Symbol" w:hint="default"/>
+      </w:rPr>
+    </w:lvl>
+    <w:lvl w:ilvl="4" w:tplc="0C000003" w:tentative="1">
+      <w:start w:val="1"/>
+      <w:numFmt w:val="bullet"/>
+      <w:lvlText w:val="o"/>
+      <w:lvlJc w:val="left"/>
+      <w:pPr>
+        <w:ind w:left="3524" w:hanging="360"/>
+      </w:pPr>
+      <w:rPr>
+        <w:rFonts w:ascii="Courier New" w:hAnsi="Courier New" w:cs="Courier New" w:hint="default"/>
+      </w:rPr>
+    </w:lvl>
+    <w:lvl w:ilvl="5" w:tplc="0C000005" w:tentative="1">
+      <w:start w:val="1"/>
+      <w:numFmt w:val="bullet"/>
+      <w:lvlText w:val=""/>
+      <w:lvlJc w:val="left"/>
+      <w:pPr>
+        <w:ind w:left="4244" w:hanging="360"/>
+      </w:pPr>
+      <w:rPr>
+        <w:rFonts w:ascii="Wingdings" w:hAnsi="Wingdings" w:hint="default"/>
+      </w:rPr>
+    </w:lvl>
+    <w:lvl w:ilvl="6" w:tplc="0C000001" w:tentative="1">
+      <w:start w:val="1"/>
+      <w:numFmt w:val="bullet"/>
+      <w:lvlText w:val=""/>
+      <w:lvlJc w:val="left"/>
+      <w:pPr>
+        <w:ind w:left="4964" w:hanging="360"/>
+      </w:pPr>
+      <w:rPr>
+        <w:rFonts w:ascii="Symbol" w:hAnsi="Symbol" w:hint="default"/>
+      </w:rPr>
+    </w:lvl>
+    <w:lvl w:ilvl="7" w:tplc="0C000003" w:tentative="1">
+      <w:start w:val="1"/>
+      <w:numFmt w:val="bullet"/>
+      <w:lvlText w:val="o"/>
+      <w:lvlJc w:val="left"/>
+      <w:pPr>
+        <w:ind w:left="5684" w:hanging="360"/>
+      </w:pPr>
+      <w:rPr>
+        <w:rFonts w:ascii="Courier New" w:hAnsi="Courier New" w:cs="Courier New" w:hint="default"/>
+      </w:rPr>
+    </w:lvl>
+    <w:lvl w:ilvl="8" w:tplc="0C000005" w:tentative="1">
+      <w:start w:val="1"/>
+      <w:numFmt w:val="bullet"/>
+      <w:lvlText w:val=""/>
+      <w:lvlJc w:val="left"/>
+      <w:pPr>
+        <w:ind w:left="6404" w:hanging="360"/>
+      </w:pPr>
+      <w:rPr>
+        <w:rFonts w:ascii="Wingdings" w:hAnsi="Wingdings" w:hint="default"/>
+      </w:rPr>
+    </w:lvl>
+  </w:abstractNum>
+  <w:abstractNum w:abstractNumId="10" w15:restartNumberingAfterBreak="0">
     <w:nsid w:val="572B5149"/>
     <w:multiLevelType w:val="hybridMultilevel"/>
     <w:tmpl w:val="365A82E0"/>
@@ -3770,7 +4179,7 @@
       </w:rPr>
     </w:lvl>
   </w:abstractNum>
-  <w:abstractNum w:abstractNumId="9" w15:restartNumberingAfterBreak="0">
+  <w:abstractNum w:abstractNumId="11" w15:restartNumberingAfterBreak="0">
     <w:nsid w:val="577E5811"/>
     <w:multiLevelType w:val="hybridMultilevel"/>
     <w:tmpl w:val="90EAF064"/>
@@ -3885,7 +4294,7 @@
       </w:rPr>
     </w:lvl>
   </w:abstractNum>
-  <w:abstractNum w:abstractNumId="10" w15:restartNumberingAfterBreak="0">
+  <w:abstractNum w:abstractNumId="12" w15:restartNumberingAfterBreak="0">
     <w:nsid w:val="5EEF3F6C"/>
     <w:multiLevelType w:val="hybridMultilevel"/>
     <w:tmpl w:val="A40E37E8"/>
@@ -3998,7 +4407,7 @@
       </w:rPr>
     </w:lvl>
   </w:abstractNum>
-  <w:abstractNum w:abstractNumId="11" w15:restartNumberingAfterBreak="0">
+  <w:abstractNum w:abstractNumId="13" w15:restartNumberingAfterBreak="0">
     <w:nsid w:val="5F3A79AB"/>
     <w:multiLevelType w:val="hybridMultilevel"/>
     <w:tmpl w:val="C19064D4"/>
@@ -4120,13 +4529,13 @@
     <w:abstractNumId w:val="4"/>
   </w:num>
   <w:num w:numId="3" w16cid:durableId="2012290929">
-    <w:abstractNumId w:val="9"/>
+    <w:abstractNumId w:val="11"/>
   </w:num>
   <w:num w:numId="4" w16cid:durableId="1555310624">
     <w:abstractNumId w:val="5"/>
   </w:num>
   <w:num w:numId="5" w16cid:durableId="618218922">
-    <w:abstractNumId w:val="7"/>
+    <w:abstractNumId w:val="8"/>
   </w:num>
   <w:num w:numId="6" w16cid:durableId="61611710">
     <w:abstractNumId w:val="3"/>
@@ -4135,7 +4544,7 @@
     <w:abstractNumId w:val="0"/>
   </w:num>
   <w:num w:numId="8" w16cid:durableId="1047804059">
-    <w:abstractNumId w:val="11"/>
+    <w:abstractNumId w:val="13"/>
   </w:num>
   <w:num w:numId="9" w16cid:durableId="1129127600">
     <w:abstractNumId w:val="1"/>
@@ -4144,10 +4553,16 @@
     <w:abstractNumId w:val="2"/>
   </w:num>
   <w:num w:numId="11" w16cid:durableId="632293758">
-    <w:abstractNumId w:val="8"/>
+    <w:abstractNumId w:val="10"/>
   </w:num>
   <w:num w:numId="12" w16cid:durableId="1713457422">
-    <w:abstractNumId w:val="10"/>
+    <w:abstractNumId w:val="12"/>
+  </w:num>
+  <w:num w:numId="13" w16cid:durableId="1792169520">
+    <w:abstractNumId w:val="7"/>
+  </w:num>
+  <w:num w:numId="14" w16cid:durableId="16660338">
+    <w:abstractNumId w:val="9"/>
   </w:num>
 </w:numbering>
 </file>

--- a/new-cv.docx
+++ b/new-cv.docx
@@ -1,6 +1,6 @@
 
 <file path=word/document.xml><?xml version="1.0" encoding="utf-8"?>
-<w:document xmlns:wpc="http://schemas.microsoft.com/office/word/2010/wordprocessingCanvas" xmlns:cx="http://schemas.microsoft.com/office/drawing/2014/chartex" xmlns:cx1="http://schemas.microsoft.com/office/drawing/2015/9/8/chartex" xmlns:cx2="http://schemas.microsoft.com/office/drawing/2015/10/21/chartex" xmlns:cx3="http://schemas.microsoft.com/office/drawing/2016/5/9/chartex" xmlns:cx4="http://schemas.microsoft.com/office/drawing/2016/5/10/chartex" xmlns:cx5="http://schemas.microsoft.com/office/drawing/2016/5/11/chartex" xmlns:cx6="http://schemas.microsoft.com/office/drawing/2016/5/12/chartex" xmlns:cx7="http://schemas.microsoft.com/office/drawing/2016/5/13/chartex" xmlns:cx8="http://schemas.microsoft.com/office/drawing/2016/5/14/chartex" xmlns:mc="http://schemas.openxmlformats.org/markup-compatibility/2006" xmlns:aink="http://schemas.microsoft.com/office/drawing/2016/ink" xmlns:am3d="http://schemas.microsoft.com/office/drawing/2017/model3d" xmlns:o="urn:schemas-microsoft-com:office:office" xmlns:oel="http://schemas.microsoft.com/office/2019/extlst" xmlns:r="http://schemas.openxmlformats.org/officeDocument/2006/relationships" xmlns:m="http://schemas.openxmlformats.org/officeDocument/2006/math" xmlns:v="urn:schemas-microsoft-com:vml" xmlns:wp14="http://schemas.microsoft.com/office/word/2010/wordprocessingDrawing" xmlns:wp="http://schemas.openxmlformats.org/drawingml/2006/wordprocessingDrawing" xmlns:w10="urn:schemas-microsoft-com:office:word" xmlns:w="http://schemas.openxmlformats.org/wordprocessingml/2006/main" xmlns:w14="http://schemas.microsoft.com/office/word/2010/wordml" xmlns:w15="http://schemas.microsoft.com/office/word/2012/wordml" xmlns:w16cex="http://schemas.microsoft.com/office/word/2018/wordml/cex" xmlns:w16cid="http://schemas.microsoft.com/office/word/2016/wordml/cid" xmlns:w16="http://schemas.microsoft.com/office/word/2018/wordml" xmlns:w16du="http://schemas.microsoft.com/office/word/2023/wordml/word16du" xmlns:w16sdtdh="http://schemas.microsoft.com/office/word/2020/wordml/sdtdatahash" xmlns:w16sdtfl="http://schemas.microsoft.com/office/word/2024/wordml/sdtformatlock" xmlns:w16se="http://schemas.microsoft.com/office/word/2015/wordml/symex" xmlns:wpg="http://schemas.microsoft.com/office/word/2010/wordprocessingGroup" xmlns:wpi="http://schemas.microsoft.com/office/word/2010/wordprocessingInk" xmlns:wne="http://schemas.microsoft.com/office/word/2006/wordml" xmlns:wps="http://schemas.microsoft.com/office/word/2010/wordprocessingShape" mc:Ignorable="w14 w15 w16se w16cid w16 w16cex w16sdtdh w16sdtfl w16du wp14">
+<w:document xmlns:wpc="http://schemas.microsoft.com/office/word/2010/wordprocessingCanvas" xmlns:cx="http://schemas.microsoft.com/office/drawing/2014/chartex" xmlns:cx1="http://schemas.microsoft.com/office/drawing/2015/9/8/chartex" xmlns:cx2="http://schemas.microsoft.com/office/drawing/2015/10/21/chartex" xmlns:cx3="http://schemas.microsoft.com/office/drawing/2016/5/9/chartex" xmlns:cx4="http://schemas.microsoft.com/office/drawing/2016/5/10/chartex" xmlns:cx5="http://schemas.microsoft.com/office/drawing/2016/5/11/chartex" xmlns:cx6="http://schemas.microsoft.com/office/drawing/2016/5/12/chartex" xmlns:cx7="http://schemas.microsoft.com/office/drawing/2016/5/13/chartex" xmlns:cx8="http://schemas.microsoft.com/office/drawing/2016/5/14/chartex" xmlns:mc="http://schemas.openxmlformats.org/markup-compatibility/2006" xmlns:aink="http://schemas.microsoft.com/office/drawing/2016/ink" xmlns:am3d="http://schemas.microsoft.com/office/drawing/2017/model3d" xmlns:o="urn:schemas-microsoft-com:office:office" xmlns:oel="http://schemas.microsoft.com/office/2019/extlst" xmlns:r="http://schemas.openxmlformats.org/officeDocument/2006/relationships" xmlns:m="http://schemas.openxmlformats.org/officeDocument/2006/math" xmlns:v="urn:schemas-microsoft-com:vml" xmlns:wp14="http://schemas.microsoft.com/office/word/2010/wordprocessingDrawing" xmlns:wp="http://schemas.openxmlformats.org/drawingml/2006/wordprocessingDrawing" xmlns:w10="urn:schemas-microsoft-com:office:word" xmlns:w="http://schemas.openxmlformats.org/wordprocessingml/2006/main" xmlns:w14="http://schemas.microsoft.com/office/word/2010/wordml" xmlns:w15="http://schemas.microsoft.com/office/word/2012/wordml" xmlns:w16cei="http://schemas.microsoft.com/office/word/2026/wordml/cei" xmlns:w16cex="http://schemas.microsoft.com/office/word/2018/wordml/cex" xmlns:w16cid="http://schemas.microsoft.com/office/word/2016/wordml/cid" xmlns:w16="http://schemas.microsoft.com/office/word/2018/wordml" xmlns:w16du="http://schemas.microsoft.com/office/word/2023/wordml/word16du" xmlns:w16sdtdh="http://schemas.microsoft.com/office/word/2020/wordml/sdtdatahash" xmlns:w16sdtfl="http://schemas.microsoft.com/office/word/2024/wordml/sdtformatlock" xmlns:w16se="http://schemas.microsoft.com/office/word/2015/wordml/symex" xmlns:wpg="http://schemas.microsoft.com/office/word/2010/wordprocessingGroup" xmlns:wpi="http://schemas.microsoft.com/office/word/2010/wordprocessingInk" xmlns:wne="http://schemas.microsoft.com/office/word/2006/wordml" xmlns:wps="http://schemas.microsoft.com/office/word/2010/wordprocessingShape" mc:Ignorable="w14 w15 w16se w16cid w16 w16cex w16sdtdh w16sdtfl w16du wp14">
   <w:body>
     <w:p>
       <w:pPr>
@@ -1174,7 +1174,21 @@
           <w:b/>
           <w:bCs/>
         </w:rPr>
-        <w:t xml:space="preserve">Founder | </w:t>
+        <w:t>Founder</w:t>
+      </w:r>
+      <w:r>
+        <w:rPr>
+          <w:b/>
+          <w:bCs/>
+        </w:rPr>
+        <w:t xml:space="preserve"> / Lead Consultant</w:t>
+      </w:r>
+      <w:r>
+        <w:rPr>
+          <w:b/>
+          <w:bCs/>
+        </w:rPr>
+        <w:t xml:space="preserve"> | </w:t>
       </w:r>
       <w:hyperlink r:id="rId14" w:history="1">
         <w:proofErr w:type="spellStart"/>
@@ -1223,20 +1237,34 @@
           <w:bCs/>
         </w:rPr>
         <w:tab/>
-      </w:r>
-      <w:r>
-        <w:rPr>
-          <w:b/>
-          <w:bCs/>
-        </w:rPr>
-        <w:t xml:space="preserve">                      </w:t>
-      </w:r>
-      <w:r>
-        <w:rPr>
-          <w:b/>
-          <w:bCs/>
-        </w:rPr>
-        <w:t>October 2023 – Present</w:t>
+        <w:t xml:space="preserve">         </w:t>
+      </w:r>
+      <w:r>
+        <w:rPr>
+          <w:b/>
+          <w:bCs/>
+        </w:rPr>
+        <w:t>2023 – Present</w:t>
+      </w:r>
+    </w:p>
+    <w:p>
+      <w:pPr>
+        <w:pStyle w:val="ListParagraph"/>
+        <w:numPr>
+          <w:ilvl w:val="0"/>
+          <w:numId w:val="3"/>
+        </w:numPr>
+      </w:pPr>
+      <w:r>
+        <w:t xml:space="preserve">I founded and currently run </w:t>
+      </w:r>
+      <w:proofErr w:type="spellStart"/>
+      <w:r>
+        <w:t>PKay</w:t>
+      </w:r>
+      <w:proofErr w:type="spellEnd"/>
+      <w:r>
+        <w:t xml:space="preserve"> Software Consultancy, a software consulting firm.</w:t>
       </w:r>
     </w:p>
     <w:p>
@@ -1437,6 +1465,262 @@
     <w:p>
       <w:pPr>
         <w:spacing w:after="0"/>
+      </w:pPr>
+      <w:proofErr w:type="spellStart"/>
+      <w:r>
+        <w:rPr>
+          <w:b/>
+          <w:bCs/>
+        </w:rPr>
+        <w:t>Stockora</w:t>
+      </w:r>
+      <w:proofErr w:type="spellEnd"/>
+      <w:r>
+        <w:rPr>
+          <w:b/>
+          <w:bCs/>
+        </w:rPr>
+        <w:t xml:space="preserve"> (Multi-tenant Purchase, Stock and Inventory Management SaaS) | </w:t>
+      </w:r>
+      <w:hyperlink r:id="rId15" w:history="1">
+        <w:r>
+          <w:rPr>
+            <w:rStyle w:val="Hyperlink"/>
+            <w:b/>
+            <w:bCs/>
+          </w:rPr>
+          <w:t>Link</w:t>
+        </w:r>
+      </w:hyperlink>
+    </w:p>
+    <w:p>
+      <w:pPr>
+        <w:pStyle w:val="ListParagraph"/>
+        <w:numPr>
+          <w:ilvl w:val="0"/>
+          <w:numId w:val="15"/>
+        </w:numPr>
+        <w:spacing w:after="0"/>
+      </w:pPr>
+      <w:r>
+        <w:t xml:space="preserve">Built </w:t>
+      </w:r>
+      <w:proofErr w:type="spellStart"/>
+      <w:r>
+        <w:t>Stockora</w:t>
+      </w:r>
+      <w:proofErr w:type="spellEnd"/>
+      <w:r>
+        <w:t>, a multi-tenant SaaS platform for purchase, inventory, sales, invoicing and profit management.</w:t>
+      </w:r>
+    </w:p>
+    <w:p>
+      <w:pPr>
+        <w:pStyle w:val="ListParagraph"/>
+        <w:numPr>
+          <w:ilvl w:val="0"/>
+          <w:numId w:val="15"/>
+        </w:numPr>
+        <w:spacing w:after="0"/>
+      </w:pPr>
+      <w:r>
+        <w:t>Developed landed-cost calculations, batch-level stock tracking, automated reporting and real-time profitability insights.</w:t>
+      </w:r>
+    </w:p>
+    <w:p>
+      <w:pPr>
+        <w:pStyle w:val="ListParagraph"/>
+        <w:numPr>
+          <w:ilvl w:val="0"/>
+          <w:numId w:val="15"/>
+        </w:numPr>
+        <w:spacing w:after="0"/>
+      </w:pPr>
+      <w:r>
+        <w:t xml:space="preserve">Integrated </w:t>
+      </w:r>
+      <w:proofErr w:type="spellStart"/>
+      <w:r>
+        <w:t>Paystack</w:t>
+      </w:r>
+      <w:proofErr w:type="spellEnd"/>
+      <w:r>
+        <w:t xml:space="preserve"> subscriptions, Resend emails, FCM notifications, role-based access and a platform oversight portal.</w:t>
+      </w:r>
+    </w:p>
+    <w:p>
+      <w:pPr>
+        <w:pStyle w:val="ListParagraph"/>
+        <w:numPr>
+          <w:ilvl w:val="0"/>
+          <w:numId w:val="15"/>
+        </w:numPr>
+        <w:spacing w:after="0"/>
+      </w:pPr>
+      <w:r>
+        <w:t>Delivered an offline-capable Flutter app, automated CI/CD deployment and encrypted cloud backup infrastructure.</w:t>
+      </w:r>
+    </w:p>
+    <w:p>
+      <w:pPr>
+        <w:spacing w:after="0"/>
+        <w:rPr>
+          <w:b/>
+          <w:bCs/>
+        </w:rPr>
+      </w:pPr>
+      <w:proofErr w:type="spellStart"/>
+      <w:r>
+        <w:rPr>
+          <w:b/>
+          <w:bCs/>
+        </w:rPr>
+        <w:t>ProCMOS</w:t>
+      </w:r>
+      <w:proofErr w:type="spellEnd"/>
+      <w:r>
+        <w:rPr>
+          <w:b/>
+          <w:bCs/>
+        </w:rPr>
+        <w:t xml:space="preserve"> (A Procurement and Contract Management System)</w:t>
+      </w:r>
+    </w:p>
+    <w:p>
+      <w:pPr>
+        <w:pStyle w:val="ListParagraph"/>
+        <w:numPr>
+          <w:ilvl w:val="0"/>
+          <w:numId w:val="17"/>
+        </w:numPr>
+        <w:spacing w:after="0"/>
+      </w:pPr>
+      <w:r>
+        <w:t xml:space="preserve">Designed and built </w:t>
+      </w:r>
+      <w:proofErr w:type="spellStart"/>
+      <w:r>
+        <w:t>ProCMOS</w:t>
+      </w:r>
+      <w:proofErr w:type="spellEnd"/>
+      <w:r>
+        <w:t>, a configurable procurement and contract management operating system.</w:t>
+      </w:r>
+    </w:p>
+    <w:p>
+      <w:pPr>
+        <w:pStyle w:val="ListParagraph"/>
+        <w:numPr>
+          <w:ilvl w:val="0"/>
+          <w:numId w:val="17"/>
+        </w:numPr>
+        <w:spacing w:after="0"/>
+      </w:pPr>
+      <w:r>
+        <w:t>Implemented governed workflows for sourcing, evaluations, approvals, supplier management, payments and contracts.</w:t>
+      </w:r>
+    </w:p>
+    <w:p>
+      <w:pPr>
+        <w:pStyle w:val="ListParagraph"/>
+        <w:numPr>
+          <w:ilvl w:val="0"/>
+          <w:numId w:val="17"/>
+        </w:numPr>
+        <w:spacing w:after="0"/>
+      </w:pPr>
+      <w:r>
+        <w:t>Developed secure institutional, supplier and public portals with role-based access and comprehensive audit trails.</w:t>
+      </w:r>
+    </w:p>
+    <w:p>
+      <w:pPr>
+        <w:pStyle w:val="ListParagraph"/>
+        <w:numPr>
+          <w:ilvl w:val="0"/>
+          <w:numId w:val="17"/>
+        </w:numPr>
+        <w:spacing w:after="0"/>
+      </w:pPr>
+      <w:r>
+        <w:t>Delivered a responsive full-stack platform using Next.js, TypeScript, Django REST Framework and PostgreSQL.</w:t>
+      </w:r>
+    </w:p>
+    <w:p>
+      <w:pPr>
+        <w:spacing w:after="0"/>
+      </w:pPr>
+      <w:r>
+        <w:rPr>
+          <w:b/>
+          <w:bCs/>
+        </w:rPr>
+        <w:t>ACDI ERP (An Enterprise Resource Planning Software for ACDI)</w:t>
+      </w:r>
+    </w:p>
+    <w:p>
+      <w:pPr>
+        <w:pStyle w:val="ListParagraph"/>
+        <w:numPr>
+          <w:ilvl w:val="0"/>
+          <w:numId w:val="16"/>
+        </w:numPr>
+        <w:spacing w:after="0"/>
+      </w:pPr>
+      <w:r>
+        <w:t xml:space="preserve">Built </w:t>
+      </w:r>
+      <w:proofErr w:type="spellStart"/>
+      <w:r>
+        <w:t>NanoERP</w:t>
+      </w:r>
+      <w:proofErr w:type="spellEnd"/>
+      <w:r>
+        <w:t>, a modular multi-tenant platform integrating finance, HR, procurement, inventory, projects, training, M&amp;E, and operations.</w:t>
+      </w:r>
+    </w:p>
+    <w:p>
+      <w:pPr>
+        <w:pStyle w:val="ListParagraph"/>
+        <w:numPr>
+          <w:ilvl w:val="0"/>
+          <w:numId w:val="16"/>
+        </w:numPr>
+        <w:spacing w:after="0"/>
+      </w:pPr>
+      <w:r>
+        <w:t>Developed secure role-based workflows, approval automation, reporting dashboards, document management, and configurable institutional modules.</w:t>
+      </w:r>
+    </w:p>
+    <w:p>
+      <w:pPr>
+        <w:pStyle w:val="ListParagraph"/>
+        <w:numPr>
+          <w:ilvl w:val="0"/>
+          <w:numId w:val="16"/>
+        </w:numPr>
+        <w:spacing w:after="0"/>
+      </w:pPr>
+      <w:r>
+        <w:t>Created an offline-first Flutter mobile app with encrypted local storage, dynamic field-collection forms, and automatic data synchronization.</w:t>
+      </w:r>
+    </w:p>
+    <w:p>
+      <w:pPr>
+        <w:pStyle w:val="ListParagraph"/>
+        <w:numPr>
+          <w:ilvl w:val="0"/>
+          <w:numId w:val="16"/>
+        </w:numPr>
+        <w:spacing w:after="0"/>
+      </w:pPr>
+      <w:r>
+        <w:t>Designed production-ready web, admin, API, deployment, object-storage, backup, and tenant-isolation architecture.</w:t>
+      </w:r>
+    </w:p>
+    <w:p>
+      <w:pPr>
+        <w:spacing w:after="0"/>
         <w:rPr>
           <w:b/>
           <w:bCs/>
@@ -1449,7 +1733,7 @@
         </w:rPr>
         <w:t xml:space="preserve">Holistic Modern M&amp;E Software as a Service | </w:t>
       </w:r>
-      <w:hyperlink r:id="rId15" w:history="1">
+      <w:hyperlink r:id="rId16" w:history="1">
         <w:r>
           <w:rPr>
             <w:rStyle w:val="Hyperlink"/>
@@ -1527,204 +1811,6 @@
           <w:bCs/>
         </w:rPr>
         <w:t xml:space="preserve">Projection Software </w:t>
-      </w:r>
-      <w:r>
-        <w:rPr>
-          <w:b/>
-          <w:bCs/>
-        </w:rPr>
-        <w:t xml:space="preserve">| </w:t>
-      </w:r>
-      <w:hyperlink r:id="rId16" w:history="1">
-        <w:r>
-          <w:rPr>
-            <w:rStyle w:val="Hyperlink"/>
-            <w:b/>
-            <w:bCs/>
-          </w:rPr>
-          <w:t>Link</w:t>
-        </w:r>
-      </w:hyperlink>
-      <w:r>
-        <w:rPr>
-          <w:b/>
-          <w:bCs/>
-        </w:rPr>
-        <w:t xml:space="preserve"> </w:t>
-      </w:r>
-      <w:r>
-        <w:rPr>
-          <w:b/>
-          <w:bCs/>
-        </w:rPr>
-        <w:tab/>
-      </w:r>
-      <w:r>
-        <w:rPr>
-          <w:b/>
-          <w:bCs/>
-        </w:rPr>
-        <w:tab/>
-      </w:r>
-      <w:r>
-        <w:rPr>
-          <w:b/>
-          <w:bCs/>
-        </w:rPr>
-        <w:tab/>
-      </w:r>
-      <w:r>
-        <w:rPr>
-          <w:b/>
-          <w:bCs/>
-        </w:rPr>
-        <w:tab/>
-      </w:r>
-      <w:r>
-        <w:rPr>
-          <w:b/>
-          <w:bCs/>
-        </w:rPr>
-        <w:t xml:space="preserve">                            </w:t>
-      </w:r>
-      <w:r>
-        <w:rPr>
-          <w:b/>
-          <w:bCs/>
-        </w:rPr>
-        <w:tab/>
-      </w:r>
-      <w:r>
-        <w:rPr>
-          <w:b/>
-          <w:bCs/>
-        </w:rPr>
-        <w:tab/>
-      </w:r>
-      <w:r>
-        <w:rPr>
-          <w:b/>
-          <w:bCs/>
-        </w:rPr>
-        <w:tab/>
-      </w:r>
-      <w:r>
-        <w:rPr>
-          <w:b/>
-          <w:bCs/>
-        </w:rPr>
-        <w:tab/>
-        <w:t>April</w:t>
-      </w:r>
-      <w:r>
-        <w:rPr>
-          <w:b/>
-          <w:bCs/>
-        </w:rPr>
-        <w:t xml:space="preserve"> 2026</w:t>
-      </w:r>
-    </w:p>
-    <w:p>
-      <w:pPr>
-        <w:pStyle w:val="ListParagraph"/>
-        <w:numPr>
-          <w:ilvl w:val="0"/>
-          <w:numId w:val="9"/>
-        </w:numPr>
-      </w:pPr>
-      <w:r>
-        <w:t>Built a desktop church projection platform using Tauri, React, and SQLite.</w:t>
-      </w:r>
-    </w:p>
-    <w:p>
-      <w:pPr>
-        <w:pStyle w:val="ListParagraph"/>
-        <w:numPr>
-          <w:ilvl w:val="0"/>
-          <w:numId w:val="9"/>
-        </w:numPr>
-      </w:pPr>
-      <w:r>
-        <w:t>Developed a real-time dual-window projection and display engine.</w:t>
-      </w:r>
-    </w:p>
-    <w:p>
-      <w:pPr>
-        <w:pStyle w:val="ListParagraph"/>
-        <w:numPr>
-          <w:ilvl w:val="0"/>
-          <w:numId w:val="9"/>
-        </w:numPr>
-        <w:spacing w:before="100" w:beforeAutospacing="1" w:after="100" w:afterAutospacing="1" w:line="240" w:lineRule="auto"/>
-        <w:rPr>
-          <w:rFonts w:ascii="Times New Roman" w:eastAsia="Times New Roman" w:hAnsi="Times New Roman" w:cs="Times New Roman"/>
-          <w:kern w:val="0"/>
-          <w:sz w:val="24"/>
-          <w:szCs w:val="24"/>
-          <w:lang w:eastAsia="en-GH"/>
-          <w14:ligatures w14:val="none"/>
-        </w:rPr>
-      </w:pPr>
-      <w:r>
-        <w:rPr>
-          <w:rFonts w:ascii="Times New Roman" w:eastAsia="Times New Roman" w:hAnsi="Times New Roman" w:cs="Times New Roman"/>
-          <w:kern w:val="0"/>
-          <w:sz w:val="24"/>
-          <w:szCs w:val="24"/>
-          <w:lang w:eastAsia="en-GH"/>
-          <w14:ligatures w14:val="none"/>
-        </w:rPr>
-        <w:t>Engineered offline content management for scriptures, hymns, and announcements</w:t>
-      </w:r>
-      <w:r>
-        <w:rPr>
-          <w:rFonts w:ascii="Times New Roman" w:eastAsia="Times New Roman" w:hAnsi="Times New Roman" w:cs="Times New Roman"/>
-          <w:kern w:val="0"/>
-          <w:sz w:val="24"/>
-          <w:szCs w:val="24"/>
-          <w:lang w:eastAsia="en-GH"/>
-          <w14:ligatures w14:val="none"/>
-        </w:rPr>
-        <w:t>.</w:t>
-      </w:r>
-    </w:p>
-    <w:p>
-      <w:pPr>
-        <w:spacing w:after="0"/>
-        <w:rPr>
-          <w:b/>
-          <w:bCs/>
-        </w:rPr>
-      </w:pPr>
-      <w:proofErr w:type="spellStart"/>
-      <w:r>
-        <w:rPr>
-          <w:b/>
-          <w:bCs/>
-        </w:rPr>
-        <w:t>Afri</w:t>
-      </w:r>
-      <w:r>
-        <w:rPr>
-          <w:b/>
-          <w:bCs/>
-        </w:rPr>
-        <w:t>Learn</w:t>
-      </w:r>
-      <w:proofErr w:type="spellEnd"/>
-      <w:r>
-        <w:rPr>
-          <w:b/>
-          <w:bCs/>
-        </w:rPr>
-        <w:t xml:space="preserve"> </w:t>
-      </w:r>
-      <w:r>
-        <w:rPr>
-          <w:b/>
-          <w:bCs/>
-        </w:rPr>
-        <w:t xml:space="preserve">Digital Learning Platform </w:t>
       </w:r>
       <w:r>
         <w:rPr>
@@ -1783,48 +1869,35 @@
           <w:b/>
           <w:bCs/>
         </w:rPr>
-        <w:t xml:space="preserve">          </w:t>
-      </w:r>
-      <w:r>
-        <w:rPr>
-          <w:b/>
-          <w:bCs/>
-        </w:rPr>
-        <w:t xml:space="preserve">  </w:t>
-      </w:r>
-      <w:r>
-        <w:rPr>
-          <w:b/>
-          <w:bCs/>
-        </w:rPr>
-        <w:t xml:space="preserve">                </w:t>
-      </w:r>
-      <w:r>
-        <w:rPr>
-          <w:b/>
-          <w:bCs/>
-        </w:rPr>
-        <w:t>Oct 2025</w:t>
-      </w:r>
-      <w:r>
-        <w:rPr>
-          <w:b/>
-          <w:bCs/>
-        </w:rPr>
-        <w:t xml:space="preserve"> </w:t>
-      </w:r>
-      <w:r>
-        <w:rPr>
-          <w:b/>
-          <w:bCs/>
-        </w:rPr>
-        <w:t xml:space="preserve">- </w:t>
-      </w:r>
-      <w:r>
-        <w:rPr>
-          <w:b/>
-          <w:bCs/>
-        </w:rPr>
+        <w:t xml:space="preserve">                            </w:t>
+      </w:r>
+      <w:r>
+        <w:rPr>
+          <w:b/>
+          <w:bCs/>
+        </w:rPr>
+        <w:tab/>
+      </w:r>
+      <w:r>
+        <w:rPr>
+          <w:b/>
+          <w:bCs/>
+        </w:rPr>
+        <w:tab/>
+      </w:r>
+      <w:r>
+        <w:rPr>
+          <w:b/>
+          <w:bCs/>
+        </w:rPr>
+        <w:tab/>
+      </w:r>
+      <w:r>
+        <w:rPr>
+          <w:b/>
+          <w:bCs/>
+        </w:rPr>
+        <w:tab/>
         <w:t>April</w:t>
       </w:r>
       <w:r>
@@ -1844,19 +1917,7 @@
         </w:numPr>
       </w:pPr>
       <w:r>
-        <w:t>Built an offline-first</w:t>
-      </w:r>
-      <w:r>
-        <w:t xml:space="preserve"> national digital learning</w:t>
-      </w:r>
-      <w:r>
-        <w:t xml:space="preserve"> </w:t>
-      </w:r>
-      <w:r>
-        <w:t>platform for Liberia’s Ministry of Education</w:t>
-      </w:r>
-      <w:r>
-        <w:t>.</w:t>
+        <w:t>Built a desktop church projection platform using Tauri, React, and SQLite.</w:t>
       </w:r>
     </w:p>
     <w:p>
@@ -1868,7 +1929,7 @@
         </w:numPr>
       </w:pPr>
       <w:r>
-        <w:t>System includes easy-to-deploy hardware ‘boxes’ deployable in low connectivity areas.</w:t>
+        <w:t>Developed a real-time dual-window projection and display engine.</w:t>
       </w:r>
     </w:p>
     <w:p>
@@ -1889,35 +1950,6 @@
         </w:rPr>
       </w:pPr>
       <w:r>
-        <w:t xml:space="preserve">Automatic updation and </w:t>
-      </w:r>
-      <w:r>
-        <w:t>sync</w:t>
-      </w:r>
-      <w:r>
-        <w:t>hronization</w:t>
-      </w:r>
-      <w:r>
-        <w:t xml:space="preserve"> of educational content (videos, </w:t>
-      </w:r>
-      <w:r>
-        <w:t xml:space="preserve">Audio, </w:t>
-      </w:r>
-      <w:r>
-        <w:t>PDFs, etc.)</w:t>
-      </w:r>
-      <w:r>
-        <w:t>.</w:t>
-      </w:r>
-    </w:p>
-    <w:p>
-      <w:pPr>
-        <w:pStyle w:val="ListParagraph"/>
-        <w:numPr>
-          <w:ilvl w:val="0"/>
-          <w:numId w:val="9"/>
-        </w:numPr>
-        <w:spacing w:before="100" w:beforeAutospacing="1" w:after="100" w:afterAutospacing="1" w:line="240" w:lineRule="auto"/>
         <w:rPr>
           <w:rFonts w:ascii="Times New Roman" w:eastAsia="Times New Roman" w:hAnsi="Times New Roman" w:cs="Times New Roman"/>
           <w:kern w:val="0"/>
@@ -1926,7 +1958,8 @@
           <w:lang w:eastAsia="en-GH"/>
           <w14:ligatures w14:val="none"/>
         </w:rPr>
-      </w:pPr>
+        <w:t>Engineered offline content management for scriptures, hymns, and announcements</w:t>
+      </w:r>
       <w:r>
         <w:rPr>
           <w:rFonts w:ascii="Times New Roman" w:eastAsia="Times New Roman" w:hAnsi="Times New Roman" w:cs="Times New Roman"/>
@@ -1936,23 +1969,12 @@
           <w:lang w:eastAsia="en-GH"/>
           <w14:ligatures w14:val="none"/>
         </w:rPr>
-        <w:t>Uses LLM to suggest and generate personalized lessons and assessments for learners</w:t>
-      </w:r>
-      <w:r>
-        <w:rPr>
-          <w:rFonts w:ascii="Times New Roman" w:eastAsia="Times New Roman" w:hAnsi="Times New Roman" w:cs="Times New Roman"/>
-          <w:kern w:val="0"/>
-          <w:sz w:val="24"/>
-          <w:szCs w:val="24"/>
-          <w:lang w:eastAsia="en-GH"/>
-          <w14:ligatures w14:val="none"/>
-        </w:rPr>
         <w:t>.</w:t>
       </w:r>
     </w:p>
     <w:p>
       <w:pPr>
-        <w:spacing w:before="100" w:beforeAutospacing="1" w:after="0" w:line="240" w:lineRule="auto"/>
+        <w:spacing w:after="0"/>
         <w:rPr>
           <w:b/>
           <w:bCs/>
@@ -1964,7 +1986,14 @@
           <w:b/>
           <w:bCs/>
         </w:rPr>
-        <w:t>APanel</w:t>
+        <w:t>Afri</w:t>
+      </w:r>
+      <w:r>
+        <w:rPr>
+          <w:b/>
+          <w:bCs/>
+        </w:rPr>
+        <w:t>Learn</w:t>
       </w:r>
       <w:proofErr w:type="spellEnd"/>
       <w:r>
@@ -1972,13 +2001,6 @@
           <w:b/>
           <w:bCs/>
         </w:rPr>
-        <w:t xml:space="preserve"> Cloud Deployment Platform</w:t>
-      </w:r>
-      <w:r>
-        <w:rPr>
-          <w:b/>
-          <w:bCs/>
-        </w:rPr>
         <w:t xml:space="preserve"> </w:t>
       </w:r>
       <w:r>
@@ -1986,329 +2008,16 @@
           <w:b/>
           <w:bCs/>
         </w:rPr>
-        <w:tab/>
-      </w:r>
-      <w:r>
-        <w:rPr>
-          <w:b/>
-          <w:bCs/>
-        </w:rPr>
-        <w:tab/>
-      </w:r>
-      <w:r>
-        <w:rPr>
-          <w:b/>
-          <w:bCs/>
-        </w:rPr>
-        <w:tab/>
-      </w:r>
-      <w:r>
-        <w:rPr>
-          <w:b/>
-          <w:bCs/>
-        </w:rPr>
-        <w:tab/>
-      </w:r>
-      <w:r>
-        <w:rPr>
-          <w:b/>
-          <w:bCs/>
-        </w:rPr>
-        <w:tab/>
-      </w:r>
-      <w:r>
-        <w:rPr>
-          <w:b/>
-          <w:bCs/>
-        </w:rPr>
-        <w:tab/>
-      </w:r>
-      <w:r>
-        <w:rPr>
-          <w:b/>
-          <w:bCs/>
-        </w:rPr>
-        <w:t xml:space="preserve">                  </w:t>
-      </w:r>
-      <w:r>
-        <w:rPr>
-          <w:b/>
-          <w:bCs/>
-        </w:rPr>
-        <w:tab/>
-      </w:r>
-      <w:r>
-        <w:rPr>
-          <w:b/>
-          <w:bCs/>
-        </w:rPr>
-        <w:t>April 2026</w:t>
-      </w:r>
-    </w:p>
-    <w:p>
-      <w:pPr>
-        <w:pStyle w:val="ListParagraph"/>
-        <w:numPr>
-          <w:ilvl w:val="0"/>
-          <w:numId w:val="12"/>
-        </w:numPr>
-        <w:spacing w:after="100" w:afterAutospacing="1" w:line="240" w:lineRule="auto"/>
-      </w:pPr>
-      <w:r>
-        <w:t>Built a VPS deployment dashboard for apps, servers, env variables, pipelines, and live logs.</w:t>
-      </w:r>
-    </w:p>
-    <w:p>
-      <w:pPr>
-        <w:pStyle w:val="ListParagraph"/>
-        <w:numPr>
-          <w:ilvl w:val="0"/>
-          <w:numId w:val="12"/>
-        </w:numPr>
-        <w:spacing w:after="100" w:afterAutospacing="1" w:line="240" w:lineRule="auto"/>
-      </w:pPr>
-      <w:r>
-        <w:t>Added GitHub repo import, source uploads, OAuth callback, and server onboarding flows.</w:t>
-      </w:r>
-    </w:p>
-    <w:p>
-      <w:pPr>
-        <w:pStyle w:val="ListParagraph"/>
-        <w:numPr>
-          <w:ilvl w:val="0"/>
-          <w:numId w:val="12"/>
-        </w:numPr>
-        <w:spacing w:after="100" w:afterAutospacing="1" w:line="240" w:lineRule="auto"/>
-      </w:pPr>
-      <w:r>
-        <w:t>Connected backend metrics, deployment log hydration, and WebSocket event ingestion.</w:t>
-      </w:r>
-    </w:p>
-    <w:p>
-      <w:pPr>
-        <w:pStyle w:val="ListParagraph"/>
-        <w:numPr>
-          <w:ilvl w:val="0"/>
-          <w:numId w:val="12"/>
-        </w:numPr>
-        <w:spacing w:after="100" w:afterAutospacing="1" w:line="240" w:lineRule="auto"/>
-      </w:pPr>
-      <w:r>
-        <w:t>Orchestrated setup for packages, DB, domains, SSL, service restarts, and health checks.</w:t>
-      </w:r>
-    </w:p>
-    <w:p>
-      <w:pPr>
-        <w:spacing w:before="100" w:beforeAutospacing="1" w:after="0" w:line="240" w:lineRule="auto"/>
-      </w:pPr>
-      <w:proofErr w:type="spellStart"/>
-      <w:r>
-        <w:rPr>
-          <w:b/>
-          <w:bCs/>
-        </w:rPr>
-        <w:t>Synther</w:t>
-      </w:r>
-      <w:proofErr w:type="spellEnd"/>
-      <w:r>
-        <w:rPr>
-          <w:b/>
-          <w:bCs/>
-        </w:rPr>
-        <w:t xml:space="preserve"> | </w:t>
+        <w:t xml:space="preserve">Digital Learning Platform </w:t>
+      </w:r>
+      <w:r>
+        <w:rPr>
+          <w:b/>
+          <w:bCs/>
+        </w:rPr>
+        <w:t xml:space="preserve">| </w:t>
       </w:r>
       <w:hyperlink r:id="rId18" w:history="1">
-        <w:r>
-          <w:rPr>
-            <w:rStyle w:val="Hyperlink"/>
-          </w:rPr>
-          <w:t>Link</w:t>
-        </w:r>
-      </w:hyperlink>
-      <w:r>
-        <w:rPr>
-          <w:b/>
-          <w:bCs/>
-        </w:rPr>
-        <w:tab/>
-      </w:r>
-      <w:r>
-        <w:rPr>
-          <w:b/>
-          <w:bCs/>
-        </w:rPr>
-        <w:tab/>
-      </w:r>
-      <w:r>
-        <w:rPr>
-          <w:b/>
-          <w:bCs/>
-        </w:rPr>
-        <w:tab/>
-      </w:r>
-      <w:r>
-        <w:tab/>
-      </w:r>
-      <w:r>
-        <w:tab/>
-      </w:r>
-      <w:r>
-        <w:tab/>
-      </w:r>
-      <w:r>
-        <w:tab/>
-      </w:r>
-      <w:r>
-        <w:tab/>
-      </w:r>
-      <w:r>
-        <w:tab/>
-      </w:r>
-      <w:r>
-        <w:tab/>
-        <w:t>April 2026</w:t>
-      </w:r>
-    </w:p>
-    <w:p>
-      <w:pPr>
-        <w:pStyle w:val="ListParagraph"/>
-        <w:numPr>
-          <w:ilvl w:val="0"/>
-          <w:numId w:val="12"/>
-        </w:numPr>
-        <w:spacing w:after="100" w:afterAutospacing="1" w:line="240" w:lineRule="auto"/>
-      </w:pPr>
-      <w:r>
-        <w:t>A synthetic data generation tool for generating highly configurable datasets</w:t>
-      </w:r>
-    </w:p>
-    <w:p>
-      <w:pPr>
-        <w:pStyle w:val="ListParagraph"/>
-        <w:numPr>
-          <w:ilvl w:val="0"/>
-          <w:numId w:val="12"/>
-        </w:numPr>
-        <w:spacing w:after="100" w:afterAutospacing="1" w:line="240" w:lineRule="auto"/>
-      </w:pPr>
-      <w:r>
-        <w:t>Implemented Celery workers and Redis for scalable background generation and live progress.</w:t>
-      </w:r>
-    </w:p>
-    <w:p>
-      <w:pPr>
-        <w:pStyle w:val="ListParagraph"/>
-        <w:numPr>
-          <w:ilvl w:val="0"/>
-          <w:numId w:val="12"/>
-        </w:numPr>
-        <w:spacing w:after="100" w:afterAutospacing="1" w:line="240" w:lineRule="auto"/>
-      </w:pPr>
-      <w:r>
-        <w:t>Designed an intuitive wizard with datatype-aware fields, options, and downloads.</w:t>
-      </w:r>
-    </w:p>
-    <w:p>
-      <w:pPr>
-        <w:pStyle w:val="ListParagraph"/>
-        <w:numPr>
-          <w:ilvl w:val="0"/>
-          <w:numId w:val="12"/>
-        </w:numPr>
-        <w:spacing w:after="100" w:afterAutospacing="1" w:line="240" w:lineRule="auto"/>
-      </w:pPr>
-      <w:r>
-        <w:t xml:space="preserve">Ensured data fidelity with </w:t>
-      </w:r>
-      <w:proofErr w:type="spellStart"/>
-      <w:r>
-        <w:t>numpy</w:t>
-      </w:r>
-      <w:proofErr w:type="spellEnd"/>
-      <w:r>
-        <w:t>/Faker-based generators,</w:t>
-      </w:r>
-      <w:r>
-        <w:t xml:space="preserve"> and</w:t>
-      </w:r>
-      <w:r>
-        <w:t xml:space="preserve"> deterministic seeding.</w:t>
-      </w:r>
-    </w:p>
-    <w:p>
-      <w:pPr>
-        <w:spacing w:after="0"/>
-        <w:rPr>
-          <w:b/>
-          <w:bCs/>
-        </w:rPr>
-      </w:pPr>
-      <w:r>
-        <w:rPr>
-          <w:b/>
-          <w:bCs/>
-        </w:rPr>
-        <w:t xml:space="preserve">Nrf24 Firewall </w:t>
-      </w:r>
-      <w:r>
-        <w:rPr>
-          <w:b/>
-          <w:bCs/>
-        </w:rPr>
-        <w:t>(</w:t>
-      </w:r>
-      <w:proofErr w:type="spellStart"/>
-      <w:r>
-        <w:rPr>
-          <w:b/>
-          <w:bCs/>
-        </w:rPr>
-        <w:t>Full</w:t>
-      </w:r>
-      <w:r>
-        <w:rPr>
-          <w:b/>
-          <w:bCs/>
-        </w:rPr>
-        <w:t>S</w:t>
-      </w:r>
-      <w:r>
-        <w:rPr>
-          <w:b/>
-          <w:bCs/>
-        </w:rPr>
-        <w:t>tack</w:t>
-      </w:r>
-      <w:proofErr w:type="spellEnd"/>
-      <w:r>
-        <w:rPr>
-          <w:b/>
-          <w:bCs/>
-        </w:rPr>
-        <w:t xml:space="preserve"> </w:t>
-      </w:r>
-      <w:r>
-        <w:rPr>
-          <w:b/>
-          <w:bCs/>
-        </w:rPr>
-        <w:t>and Embedded</w:t>
-      </w:r>
-      <w:r>
-        <w:rPr>
-          <w:b/>
-          <w:bCs/>
-        </w:rPr>
-        <w:t>)</w:t>
-      </w:r>
-      <w:r>
-        <w:rPr>
-          <w:b/>
-          <w:bCs/>
-        </w:rPr>
-        <w:t xml:space="preserve"> | </w:t>
-      </w:r>
-      <w:hyperlink r:id="rId19" w:history="1">
         <w:r>
           <w:rPr>
             <w:rStyle w:val="Hyperlink"/>
@@ -2323,57 +2032,112 @@
           <w:b/>
           <w:bCs/>
         </w:rPr>
-        <w:tab/>
-      </w:r>
-      <w:r>
-        <w:rPr>
-          <w:b/>
-          <w:bCs/>
-        </w:rPr>
-        <w:tab/>
-      </w:r>
-      <w:r>
-        <w:rPr>
-          <w:b/>
-          <w:bCs/>
-        </w:rPr>
-        <w:tab/>
-      </w:r>
-      <w:r>
-        <w:rPr>
-          <w:b/>
-          <w:bCs/>
-        </w:rPr>
-        <w:tab/>
-      </w:r>
-      <w:r>
-        <w:rPr>
-          <w:b/>
-          <w:bCs/>
-        </w:rPr>
-        <w:tab/>
-        <w:t xml:space="preserve"> March – April 2026</w:t>
-      </w:r>
-    </w:p>
-    <w:p>
-      <w:pPr>
-        <w:pStyle w:val="ListParagraph"/>
-        <w:numPr>
-          <w:ilvl w:val="0"/>
-          <w:numId w:val="5"/>
-        </w:numPr>
-      </w:pPr>
-      <w:r>
-        <w:t>Designed/implemented</w:t>
-      </w:r>
-      <w:r>
-        <w:t xml:space="preserve"> a lightweight software-defined firewall for an NRF24-based</w:t>
-      </w:r>
-      <w:r>
-        <w:t xml:space="preserve"> IP</w:t>
-      </w:r>
-      <w:r>
-        <w:t xml:space="preserve"> network</w:t>
+        <w:t xml:space="preserve"> </w:t>
+      </w:r>
+      <w:r>
+        <w:rPr>
+          <w:b/>
+          <w:bCs/>
+        </w:rPr>
+        <w:tab/>
+      </w:r>
+      <w:r>
+        <w:rPr>
+          <w:b/>
+          <w:bCs/>
+        </w:rPr>
+        <w:tab/>
+      </w:r>
+      <w:r>
+        <w:rPr>
+          <w:b/>
+          <w:bCs/>
+        </w:rPr>
+        <w:tab/>
+      </w:r>
+      <w:r>
+        <w:rPr>
+          <w:b/>
+          <w:bCs/>
+        </w:rPr>
+        <w:tab/>
+      </w:r>
+      <w:r>
+        <w:rPr>
+          <w:b/>
+          <w:bCs/>
+        </w:rPr>
+        <w:t xml:space="preserve">          </w:t>
+      </w:r>
+      <w:r>
+        <w:rPr>
+          <w:b/>
+          <w:bCs/>
+        </w:rPr>
+        <w:t xml:space="preserve">  </w:t>
+      </w:r>
+      <w:r>
+        <w:rPr>
+          <w:b/>
+          <w:bCs/>
+        </w:rPr>
+        <w:t xml:space="preserve">                </w:t>
+      </w:r>
+      <w:r>
+        <w:rPr>
+          <w:b/>
+          <w:bCs/>
+        </w:rPr>
+        <w:t>Oct 2025</w:t>
+      </w:r>
+      <w:r>
+        <w:rPr>
+          <w:b/>
+          <w:bCs/>
+        </w:rPr>
+        <w:t xml:space="preserve"> </w:t>
+      </w:r>
+      <w:r>
+        <w:rPr>
+          <w:b/>
+          <w:bCs/>
+        </w:rPr>
+        <w:t xml:space="preserve">- </w:t>
+      </w:r>
+      <w:r>
+        <w:rPr>
+          <w:b/>
+          <w:bCs/>
+        </w:rPr>
+        <w:t>April</w:t>
+      </w:r>
+      <w:r>
+        <w:rPr>
+          <w:b/>
+          <w:bCs/>
+        </w:rPr>
+        <w:t xml:space="preserve"> 2026</w:t>
+      </w:r>
+    </w:p>
+    <w:p>
+      <w:pPr>
+        <w:pStyle w:val="ListParagraph"/>
+        <w:numPr>
+          <w:ilvl w:val="0"/>
+          <w:numId w:val="9"/>
+        </w:numPr>
+      </w:pPr>
+      <w:r>
+        <w:t>Built an offline-first</w:t>
+      </w:r>
+      <w:r>
+        <w:t xml:space="preserve"> national digital learning</w:t>
+      </w:r>
+      <w:r>
+        <w:t xml:space="preserve"> </w:t>
+      </w:r>
+      <w:r>
+        <w:t>platform for Liberia’s Ministry of Education</w:t>
       </w:r>
       <w:r>
         <w:t>.</w:t>
@@ -2384,96 +2148,270 @@
         <w:pStyle w:val="ListParagraph"/>
         <w:numPr>
           <w:ilvl w:val="0"/>
-          <w:numId w:val="5"/>
-        </w:numPr>
-      </w:pPr>
-      <w:r>
-        <w:t xml:space="preserve">Built a full-stack system using </w:t>
-      </w:r>
+          <w:numId w:val="9"/>
+        </w:numPr>
+      </w:pPr>
+      <w:r>
+        <w:t>System includes easy-to-deploy hardware ‘boxes’ deployable in low connectivity areas.</w:t>
+      </w:r>
+    </w:p>
+    <w:p>
+      <w:pPr>
+        <w:pStyle w:val="ListParagraph"/>
+        <w:numPr>
+          <w:ilvl w:val="0"/>
+          <w:numId w:val="9"/>
+        </w:numPr>
+        <w:spacing w:before="100" w:beforeAutospacing="1" w:after="100" w:afterAutospacing="1" w:line="240" w:lineRule="auto"/>
+        <w:rPr>
+          <w:rFonts w:ascii="Times New Roman" w:eastAsia="Times New Roman" w:hAnsi="Times New Roman" w:cs="Times New Roman"/>
+          <w:kern w:val="0"/>
+          <w:sz w:val="24"/>
+          <w:szCs w:val="24"/>
+          <w:lang w:eastAsia="en-GH"/>
+          <w14:ligatures w14:val="none"/>
+        </w:rPr>
+      </w:pPr>
+      <w:r>
+        <w:t xml:space="preserve">Automatic updation and </w:t>
+      </w:r>
+      <w:r>
+        <w:t>sync</w:t>
+      </w:r>
+      <w:r>
+        <w:t>hronization</w:t>
+      </w:r>
+      <w:r>
+        <w:t xml:space="preserve"> of educational content (videos, </w:t>
+      </w:r>
+      <w:r>
+        <w:t xml:space="preserve">Audio, </w:t>
+      </w:r>
+      <w:r>
+        <w:t>PDFs, etc.)</w:t>
+      </w:r>
+      <w:r>
+        <w:t>.</w:t>
+      </w:r>
+    </w:p>
+    <w:p>
+      <w:pPr>
+        <w:pStyle w:val="ListParagraph"/>
+        <w:numPr>
+          <w:ilvl w:val="0"/>
+          <w:numId w:val="9"/>
+        </w:numPr>
+        <w:spacing w:before="100" w:beforeAutospacing="1" w:after="100" w:afterAutospacing="1" w:line="240" w:lineRule="auto"/>
+        <w:rPr>
+          <w:rFonts w:ascii="Times New Roman" w:eastAsia="Times New Roman" w:hAnsi="Times New Roman" w:cs="Times New Roman"/>
+          <w:kern w:val="0"/>
+          <w:sz w:val="24"/>
+          <w:szCs w:val="24"/>
+          <w:lang w:eastAsia="en-GH"/>
+          <w14:ligatures w14:val="none"/>
+        </w:rPr>
+      </w:pPr>
+      <w:r>
+        <w:rPr>
+          <w:rFonts w:ascii="Times New Roman" w:eastAsia="Times New Roman" w:hAnsi="Times New Roman" w:cs="Times New Roman"/>
+          <w:kern w:val="0"/>
+          <w:sz w:val="24"/>
+          <w:szCs w:val="24"/>
+          <w:lang w:eastAsia="en-GH"/>
+          <w14:ligatures w14:val="none"/>
+        </w:rPr>
+        <w:t>Uses LLM to suggest and generate personalized lessons and assessments for learners</w:t>
+      </w:r>
+      <w:r>
+        <w:rPr>
+          <w:rFonts w:ascii="Times New Roman" w:eastAsia="Times New Roman" w:hAnsi="Times New Roman" w:cs="Times New Roman"/>
+          <w:kern w:val="0"/>
+          <w:sz w:val="24"/>
+          <w:szCs w:val="24"/>
+          <w:lang w:eastAsia="en-GH"/>
+          <w14:ligatures w14:val="none"/>
+        </w:rPr>
+        <w:t>.</w:t>
+      </w:r>
+    </w:p>
+    <w:p>
+      <w:pPr>
+        <w:spacing w:before="100" w:beforeAutospacing="1" w:after="0" w:line="240" w:lineRule="auto"/>
+        <w:rPr>
+          <w:b/>
+          <w:bCs/>
+        </w:rPr>
+      </w:pPr>
+    </w:p>
+    <w:p>
+      <w:pPr>
+        <w:spacing w:before="100" w:beforeAutospacing="1" w:after="0" w:line="240" w:lineRule="auto"/>
+        <w:rPr>
+          <w:b/>
+          <w:bCs/>
+        </w:rPr>
+      </w:pPr>
       <w:proofErr w:type="spellStart"/>
       <w:r>
-        <w:t>FastAPI</w:t>
+        <w:rPr>
+          <w:b/>
+          <w:bCs/>
+        </w:rPr>
+        <w:lastRenderedPageBreak/>
+        <w:t>APanel</w:t>
       </w:r>
       <w:proofErr w:type="spellEnd"/>
       <w:r>
-        <w:t xml:space="preserve"> and React with a staged rule engine and web interface</w:t>
-      </w:r>
-      <w:r>
-        <w:t>.</w:t>
-      </w:r>
-    </w:p>
-    <w:p>
-      <w:pPr>
-        <w:pStyle w:val="ListParagraph"/>
-        <w:numPr>
-          <w:ilvl w:val="0"/>
-          <w:numId w:val="5"/>
-        </w:numPr>
-      </w:pPr>
-      <w:r>
-        <w:t xml:space="preserve">Configured </w:t>
-      </w:r>
-      <w:r>
-        <w:t xml:space="preserve">Linux </w:t>
-      </w:r>
-      <w:r>
-        <w:t>TUN interfaces, routing, NAT</w:t>
-      </w:r>
-      <w:r>
-        <w:t>,</w:t>
-      </w:r>
-      <w:r>
-        <w:t xml:space="preserve"> and integrated </w:t>
-      </w:r>
+        <w:rPr>
+          <w:b/>
+          <w:bCs/>
+        </w:rPr>
+        <w:t xml:space="preserve"> Cloud Deployment Platform</w:t>
+      </w:r>
+      <w:r>
+        <w:rPr>
+          <w:b/>
+          <w:bCs/>
+        </w:rPr>
+        <w:t xml:space="preserve"> </w:t>
+      </w:r>
+      <w:r>
+        <w:rPr>
+          <w:b/>
+          <w:bCs/>
+        </w:rPr>
+        <w:tab/>
+      </w:r>
+      <w:r>
+        <w:rPr>
+          <w:b/>
+          <w:bCs/>
+        </w:rPr>
+        <w:tab/>
+      </w:r>
+      <w:r>
+        <w:rPr>
+          <w:b/>
+          <w:bCs/>
+        </w:rPr>
+        <w:tab/>
+      </w:r>
+      <w:r>
+        <w:rPr>
+          <w:b/>
+          <w:bCs/>
+        </w:rPr>
+        <w:tab/>
+      </w:r>
+      <w:r>
+        <w:rPr>
+          <w:b/>
+          <w:bCs/>
+        </w:rPr>
+        <w:tab/>
+      </w:r>
+      <w:r>
+        <w:rPr>
+          <w:b/>
+          <w:bCs/>
+        </w:rPr>
+        <w:tab/>
+      </w:r>
+      <w:r>
+        <w:rPr>
+          <w:b/>
+          <w:bCs/>
+        </w:rPr>
+        <w:t xml:space="preserve">                  </w:t>
+      </w:r>
+      <w:r>
+        <w:rPr>
+          <w:b/>
+          <w:bCs/>
+        </w:rPr>
+        <w:tab/>
+      </w:r>
+      <w:r>
+        <w:rPr>
+          <w:b/>
+          <w:bCs/>
+        </w:rPr>
+        <w:t>April 2026</w:t>
+      </w:r>
+    </w:p>
+    <w:p>
+      <w:pPr>
+        <w:pStyle w:val="ListParagraph"/>
+        <w:numPr>
+          <w:ilvl w:val="0"/>
+          <w:numId w:val="12"/>
+        </w:numPr>
+        <w:spacing w:after="100" w:afterAutospacing="1" w:line="240" w:lineRule="auto"/>
+      </w:pPr>
+      <w:r>
+        <w:t>Built a VPS deployment dashboard for apps, servers, env variables, pipelines, and live logs.</w:t>
+      </w:r>
+    </w:p>
+    <w:p>
+      <w:pPr>
+        <w:pStyle w:val="ListParagraph"/>
+        <w:numPr>
+          <w:ilvl w:val="0"/>
+          <w:numId w:val="12"/>
+        </w:numPr>
+        <w:spacing w:after="100" w:afterAutospacing="1" w:line="240" w:lineRule="auto"/>
+      </w:pPr>
+      <w:r>
+        <w:t>Added GitHub repo import, source uploads, OAuth callback, and server onboarding flows.</w:t>
+      </w:r>
+    </w:p>
+    <w:p>
+      <w:pPr>
+        <w:pStyle w:val="ListParagraph"/>
+        <w:numPr>
+          <w:ilvl w:val="0"/>
+          <w:numId w:val="12"/>
+        </w:numPr>
+        <w:spacing w:after="100" w:afterAutospacing="1" w:line="240" w:lineRule="auto"/>
+      </w:pPr>
+      <w:r>
+        <w:t>Connected backend metrics, deployment log hydration, and WebSocket event ingestion.</w:t>
+      </w:r>
+    </w:p>
+    <w:p>
+      <w:pPr>
+        <w:pStyle w:val="ListParagraph"/>
+        <w:numPr>
+          <w:ilvl w:val="0"/>
+          <w:numId w:val="12"/>
+        </w:numPr>
+        <w:spacing w:after="100" w:afterAutospacing="1" w:line="240" w:lineRule="auto"/>
+      </w:pPr>
+      <w:r>
+        <w:t>Orchestrated setup for packages, DB, domains, SSL, service restarts, and health checks.</w:t>
+      </w:r>
+    </w:p>
+    <w:p>
+      <w:pPr>
+        <w:spacing w:before="100" w:beforeAutospacing="1" w:after="0" w:line="240" w:lineRule="auto"/>
+      </w:pPr>
       <w:proofErr w:type="spellStart"/>
       <w:r>
-        <w:t>nftables</w:t>
+        <w:rPr>
+          <w:b/>
+          <w:bCs/>
+        </w:rPr>
+        <w:t>Synther</w:t>
       </w:r>
       <w:proofErr w:type="spellEnd"/>
       <w:r>
-        <w:t xml:space="preserve"> for traffic filtering</w:t>
-      </w:r>
-      <w:r>
-        <w:t>.</w:t>
-      </w:r>
-    </w:p>
-    <w:p>
-      <w:pPr>
-        <w:pStyle w:val="ListParagraph"/>
-        <w:numPr>
-          <w:ilvl w:val="0"/>
-          <w:numId w:val="5"/>
-        </w:numPr>
-      </w:pPr>
-      <w:r>
-        <w:t>Evaluated system performance using UDP throughput and latency measurements with iperf3</w:t>
-      </w:r>
-      <w:r>
-        <w:t>.</w:t>
-      </w:r>
-    </w:p>
-    <w:p>
-      <w:pPr>
-        <w:spacing w:after="0"/>
-      </w:pPr>
-      <w:r>
-        <w:rPr>
-          <w:b/>
-          <w:bCs/>
-        </w:rPr>
-        <w:t>ReviewMate</w:t>
-      </w:r>
-      <w:r>
-        <w:rPr>
-          <w:b/>
-          <w:bCs/>
-        </w:rPr>
-        <w:t xml:space="preserve"> |</w:t>
-      </w:r>
-      <w:r>
-        <w:t xml:space="preserve"> </w:t>
-      </w:r>
-      <w:hyperlink r:id="rId20" w:history="1">
+        <w:rPr>
+          <w:b/>
+          <w:bCs/>
+        </w:rPr>
+        <w:t xml:space="preserve"> | </w:t>
+      </w:r>
+      <w:hyperlink r:id="rId19" w:history="1">
         <w:r>
           <w:rPr>
             <w:rStyle w:val="Hyperlink"/>
@@ -2482,99 +2420,254 @@
         </w:r>
       </w:hyperlink>
       <w:r>
-        <w:tab/>
-      </w:r>
-      <w:r>
-        <w:tab/>
-      </w:r>
-      <w:r>
-        <w:tab/>
-        <w:t xml:space="preserve">        </w:t>
-      </w:r>
-      <w:r>
-        <w:tab/>
-      </w:r>
-      <w:r>
-        <w:tab/>
-      </w:r>
-      <w:r>
-        <w:tab/>
-      </w:r>
-      <w:r>
-        <w:tab/>
-      </w:r>
-      <w:r>
-        <w:tab/>
-        <w:t xml:space="preserve">                      </w:t>
-      </w:r>
-      <w:r>
-        <w:rPr>
-          <w:b/>
-          <w:bCs/>
-        </w:rPr>
-        <w:t xml:space="preserve">November </w:t>
-      </w:r>
-      <w:r>
-        <w:rPr>
-          <w:b/>
-          <w:bCs/>
-        </w:rPr>
-        <w:t>202</w:t>
-      </w:r>
-      <w:r>
-        <w:rPr>
-          <w:b/>
-          <w:bCs/>
-        </w:rPr>
-        <w:t>5</w:t>
-      </w:r>
-    </w:p>
-    <w:p>
-      <w:pPr>
-        <w:pStyle w:val="ListParagraph"/>
-        <w:numPr>
-          <w:ilvl w:val="0"/>
-          <w:numId w:val="6"/>
-        </w:numPr>
-      </w:pPr>
-      <w:r>
-        <w:t>Designed and built</w:t>
-      </w:r>
-      <w:r>
-        <w:t xml:space="preserve"> a Word add-in with an LLM-powered review agent (TypeScript, Office.js).</w:t>
-      </w:r>
-    </w:p>
-    <w:p>
-      <w:pPr>
-        <w:pStyle w:val="ListParagraph"/>
-        <w:numPr>
-          <w:ilvl w:val="0"/>
-          <w:numId w:val="6"/>
-        </w:numPr>
-      </w:pPr>
-      <w:r>
-        <w:t xml:space="preserve">Designed prompt-driven review workflows </w:t>
-      </w:r>
-      <w:r>
-        <w:t xml:space="preserve">to </w:t>
-      </w:r>
-      <w:r>
-        <w:t>generat</w:t>
-      </w:r>
-      <w:r>
-        <w:t>e</w:t>
-      </w:r>
-      <w:r>
-        <w:t xml:space="preserve"> structured, actionable feedback as </w:t>
-      </w:r>
-      <w:r>
-        <w:t xml:space="preserve">review </w:t>
-      </w:r>
-      <w:r>
-        <w:t>comments</w:t>
-      </w:r>
-      <w:r>
-        <w:t xml:space="preserve"> in Word</w:t>
+        <w:rPr>
+          <w:b/>
+          <w:bCs/>
+        </w:rPr>
+        <w:tab/>
+      </w:r>
+      <w:r>
+        <w:rPr>
+          <w:b/>
+          <w:bCs/>
+        </w:rPr>
+        <w:tab/>
+      </w:r>
+      <w:r>
+        <w:rPr>
+          <w:b/>
+          <w:bCs/>
+        </w:rPr>
+        <w:tab/>
+      </w:r>
+      <w:r>
+        <w:tab/>
+      </w:r>
+      <w:r>
+        <w:tab/>
+      </w:r>
+      <w:r>
+        <w:tab/>
+      </w:r>
+      <w:r>
+        <w:tab/>
+      </w:r>
+      <w:r>
+        <w:tab/>
+      </w:r>
+      <w:r>
+        <w:tab/>
+      </w:r>
+      <w:r>
+        <w:tab/>
+        <w:t>April 2026</w:t>
+      </w:r>
+    </w:p>
+    <w:p>
+      <w:pPr>
+        <w:pStyle w:val="ListParagraph"/>
+        <w:numPr>
+          <w:ilvl w:val="0"/>
+          <w:numId w:val="12"/>
+        </w:numPr>
+        <w:spacing w:after="100" w:afterAutospacing="1" w:line="240" w:lineRule="auto"/>
+      </w:pPr>
+      <w:r>
+        <w:t>A synthetic data generation tool for generating highly configurable datasets</w:t>
+      </w:r>
+    </w:p>
+    <w:p>
+      <w:pPr>
+        <w:pStyle w:val="ListParagraph"/>
+        <w:numPr>
+          <w:ilvl w:val="0"/>
+          <w:numId w:val="12"/>
+        </w:numPr>
+        <w:spacing w:after="100" w:afterAutospacing="1" w:line="240" w:lineRule="auto"/>
+      </w:pPr>
+      <w:r>
+        <w:t>Implemented Celery workers and Redis for scalable background generation and live progress.</w:t>
+      </w:r>
+    </w:p>
+    <w:p>
+      <w:pPr>
+        <w:pStyle w:val="ListParagraph"/>
+        <w:numPr>
+          <w:ilvl w:val="0"/>
+          <w:numId w:val="12"/>
+        </w:numPr>
+        <w:spacing w:after="100" w:afterAutospacing="1" w:line="240" w:lineRule="auto"/>
+      </w:pPr>
+      <w:r>
+        <w:t>Designed an intuitive wizard with datatype-aware fields, options, and downloads.</w:t>
+      </w:r>
+    </w:p>
+    <w:p>
+      <w:pPr>
+        <w:pStyle w:val="ListParagraph"/>
+        <w:numPr>
+          <w:ilvl w:val="0"/>
+          <w:numId w:val="12"/>
+        </w:numPr>
+        <w:spacing w:after="100" w:afterAutospacing="1" w:line="240" w:lineRule="auto"/>
+      </w:pPr>
+      <w:r>
+        <w:t xml:space="preserve">Ensured data fidelity with </w:t>
+      </w:r>
+      <w:proofErr w:type="spellStart"/>
+      <w:r>
+        <w:t>numpy</w:t>
+      </w:r>
+      <w:proofErr w:type="spellEnd"/>
+      <w:r>
+        <w:t>/Faker-based generators,</w:t>
+      </w:r>
+      <w:r>
+        <w:t xml:space="preserve"> and</w:t>
+      </w:r>
+      <w:r>
+        <w:t xml:space="preserve"> deterministic seeding.</w:t>
+      </w:r>
+    </w:p>
+    <w:p>
+      <w:pPr>
+        <w:spacing w:after="0"/>
+        <w:rPr>
+          <w:b/>
+          <w:bCs/>
+        </w:rPr>
+      </w:pPr>
+      <w:r>
+        <w:rPr>
+          <w:b/>
+          <w:bCs/>
+        </w:rPr>
+        <w:t xml:space="preserve">Nrf24 Firewall </w:t>
+      </w:r>
+      <w:r>
+        <w:rPr>
+          <w:b/>
+          <w:bCs/>
+        </w:rPr>
+        <w:t>(</w:t>
+      </w:r>
+      <w:proofErr w:type="spellStart"/>
+      <w:r>
+        <w:rPr>
+          <w:b/>
+          <w:bCs/>
+        </w:rPr>
+        <w:t>Full</w:t>
+      </w:r>
+      <w:r>
+        <w:rPr>
+          <w:b/>
+          <w:bCs/>
+        </w:rPr>
+        <w:t>S</w:t>
+      </w:r>
+      <w:r>
+        <w:rPr>
+          <w:b/>
+          <w:bCs/>
+        </w:rPr>
+        <w:t>tack</w:t>
+      </w:r>
+      <w:proofErr w:type="spellEnd"/>
+      <w:r>
+        <w:rPr>
+          <w:b/>
+          <w:bCs/>
+        </w:rPr>
+        <w:t xml:space="preserve"> </w:t>
+      </w:r>
+      <w:r>
+        <w:rPr>
+          <w:b/>
+          <w:bCs/>
+        </w:rPr>
+        <w:t>and Embedded</w:t>
+      </w:r>
+      <w:r>
+        <w:rPr>
+          <w:b/>
+          <w:bCs/>
+        </w:rPr>
+        <w:t>)</w:t>
+      </w:r>
+      <w:r>
+        <w:rPr>
+          <w:b/>
+          <w:bCs/>
+        </w:rPr>
+        <w:t xml:space="preserve"> | </w:t>
+      </w:r>
+      <w:hyperlink r:id="rId20" w:history="1">
+        <w:r>
+          <w:rPr>
+            <w:rStyle w:val="Hyperlink"/>
+            <w:b/>
+            <w:bCs/>
+          </w:rPr>
+          <w:t>Link</w:t>
+        </w:r>
+      </w:hyperlink>
+      <w:r>
+        <w:rPr>
+          <w:b/>
+          <w:bCs/>
+        </w:rPr>
+        <w:tab/>
+      </w:r>
+      <w:r>
+        <w:rPr>
+          <w:b/>
+          <w:bCs/>
+        </w:rPr>
+        <w:tab/>
+      </w:r>
+      <w:r>
+        <w:rPr>
+          <w:b/>
+          <w:bCs/>
+        </w:rPr>
+        <w:tab/>
+      </w:r>
+      <w:r>
+        <w:rPr>
+          <w:b/>
+          <w:bCs/>
+        </w:rPr>
+        <w:tab/>
+      </w:r>
+      <w:r>
+        <w:rPr>
+          <w:b/>
+          <w:bCs/>
+        </w:rPr>
+        <w:tab/>
+        <w:t xml:space="preserve"> March – April 2026</w:t>
+      </w:r>
+    </w:p>
+    <w:p>
+      <w:pPr>
+        <w:pStyle w:val="ListParagraph"/>
+        <w:numPr>
+          <w:ilvl w:val="0"/>
+          <w:numId w:val="5"/>
+        </w:numPr>
+      </w:pPr>
+      <w:r>
+        <w:t>Designed/implemented</w:t>
+      </w:r>
+      <w:r>
+        <w:t xml:space="preserve"> a lightweight software-defined firewall for an NRF24-based</w:t>
+      </w:r>
+      <w:r>
+        <w:t xml:space="preserve"> IP</w:t>
+      </w:r>
+      <w:r>
+        <w:t xml:space="preserve"> network</w:t>
       </w:r>
       <w:r>
         <w:t>.</w:t>
@@ -2585,23 +2678,72 @@
         <w:pStyle w:val="ListParagraph"/>
         <w:numPr>
           <w:ilvl w:val="0"/>
-          <w:numId w:val="6"/>
-        </w:numPr>
-      </w:pPr>
-      <w:r>
-        <w:t>Integrated OpenAI-compatible LLM pipeline with JSON outputs and resilient parsing.</w:t>
-      </w:r>
-    </w:p>
-    <w:p>
-      <w:pPr>
-        <w:pStyle w:val="ListParagraph"/>
-        <w:numPr>
-          <w:ilvl w:val="0"/>
-          <w:numId w:val="6"/>
-        </w:numPr>
-      </w:pPr>
-      <w:r>
-        <w:t>Added AI writing tools (trim, paraphrase, summaries) with secure API key handling.</w:t>
+          <w:numId w:val="5"/>
+        </w:numPr>
+      </w:pPr>
+      <w:r>
+        <w:t xml:space="preserve">Built a full-stack system using </w:t>
+      </w:r>
+      <w:proofErr w:type="spellStart"/>
+      <w:r>
+        <w:t>FastAPI</w:t>
+      </w:r>
+      <w:proofErr w:type="spellEnd"/>
+      <w:r>
+        <w:t xml:space="preserve"> and React with a staged rule engine and web interface</w:t>
+      </w:r>
+      <w:r>
+        <w:t>.</w:t>
+      </w:r>
+    </w:p>
+    <w:p>
+      <w:pPr>
+        <w:pStyle w:val="ListParagraph"/>
+        <w:numPr>
+          <w:ilvl w:val="0"/>
+          <w:numId w:val="5"/>
+        </w:numPr>
+      </w:pPr>
+      <w:r>
+        <w:t xml:space="preserve">Configured </w:t>
+      </w:r>
+      <w:r>
+        <w:t xml:space="preserve">Linux </w:t>
+      </w:r>
+      <w:r>
+        <w:t>TUN interfaces, routing, NAT</w:t>
+      </w:r>
+      <w:r>
+        <w:t>,</w:t>
+      </w:r>
+      <w:r>
+        <w:t xml:space="preserve"> and integrated </w:t>
+      </w:r>
+      <w:proofErr w:type="spellStart"/>
+      <w:r>
+        <w:t>nftables</w:t>
+      </w:r>
+      <w:proofErr w:type="spellEnd"/>
+      <w:r>
+        <w:t xml:space="preserve"> for traffic filtering</w:t>
+      </w:r>
+      <w:r>
+        <w:t>.</w:t>
+      </w:r>
+    </w:p>
+    <w:p>
+      <w:pPr>
+        <w:pStyle w:val="ListParagraph"/>
+        <w:numPr>
+          <w:ilvl w:val="0"/>
+          <w:numId w:val="5"/>
+        </w:numPr>
+      </w:pPr>
+      <w:r>
+        <w:t>Evaluated system performance using UDP throughput and latency measurements with iperf3</w:t>
+      </w:r>
+      <w:r>
+        <w:t>.</w:t>
       </w:r>
     </w:p>
     <w:p>
@@ -2613,7 +2755,14 @@
           <w:b/>
           <w:bCs/>
         </w:rPr>
-        <w:t>Admissions Management System |</w:t>
+        <w:t>ReviewMate</w:t>
+      </w:r>
+      <w:r>
+        <w:rPr>
+          <w:b/>
+          <w:bCs/>
+        </w:rPr>
+        <w:t xml:space="preserve"> |</w:t>
       </w:r>
       <w:r>
         <w:t xml:space="preserve"> </w:t>
@@ -2634,6 +2783,151 @@
       </w:r>
       <w:r>
         <w:tab/>
+        <w:t xml:space="preserve">        </w:t>
+      </w:r>
+      <w:r>
+        <w:tab/>
+      </w:r>
+      <w:r>
+        <w:tab/>
+      </w:r>
+      <w:r>
+        <w:tab/>
+      </w:r>
+      <w:r>
+        <w:tab/>
+      </w:r>
+      <w:r>
+        <w:tab/>
+        <w:t xml:space="preserve">                      </w:t>
+      </w:r>
+      <w:r>
+        <w:rPr>
+          <w:b/>
+          <w:bCs/>
+        </w:rPr>
+        <w:t xml:space="preserve">November </w:t>
+      </w:r>
+      <w:r>
+        <w:rPr>
+          <w:b/>
+          <w:bCs/>
+        </w:rPr>
+        <w:t>202</w:t>
+      </w:r>
+      <w:r>
+        <w:rPr>
+          <w:b/>
+          <w:bCs/>
+        </w:rPr>
+        <w:t>5</w:t>
+      </w:r>
+    </w:p>
+    <w:p>
+      <w:pPr>
+        <w:pStyle w:val="ListParagraph"/>
+        <w:numPr>
+          <w:ilvl w:val="0"/>
+          <w:numId w:val="6"/>
+        </w:numPr>
+      </w:pPr>
+      <w:r>
+        <w:t>Designed and built</w:t>
+      </w:r>
+      <w:r>
+        <w:t xml:space="preserve"> a Word add-in with an LLM-powered review agent (TypeScript, Office.js).</w:t>
+      </w:r>
+    </w:p>
+    <w:p>
+      <w:pPr>
+        <w:pStyle w:val="ListParagraph"/>
+        <w:numPr>
+          <w:ilvl w:val="0"/>
+          <w:numId w:val="6"/>
+        </w:numPr>
+      </w:pPr>
+      <w:r>
+        <w:t xml:space="preserve">Designed prompt-driven review workflows </w:t>
+      </w:r>
+      <w:r>
+        <w:t xml:space="preserve">to </w:t>
+      </w:r>
+      <w:r>
+        <w:t>generat</w:t>
+      </w:r>
+      <w:r>
+        <w:t>e</w:t>
+      </w:r>
+      <w:r>
+        <w:t xml:space="preserve"> structured, actionable feedback as </w:t>
+      </w:r>
+      <w:r>
+        <w:t xml:space="preserve">review </w:t>
+      </w:r>
+      <w:r>
+        <w:t>comments</w:t>
+      </w:r>
+      <w:r>
+        <w:t xml:space="preserve"> in Word</w:t>
+      </w:r>
+      <w:r>
+        <w:t>.</w:t>
+      </w:r>
+    </w:p>
+    <w:p>
+      <w:pPr>
+        <w:pStyle w:val="ListParagraph"/>
+        <w:numPr>
+          <w:ilvl w:val="0"/>
+          <w:numId w:val="6"/>
+        </w:numPr>
+      </w:pPr>
+      <w:r>
+        <w:t>Integrated OpenAI-compatible LLM pipeline with JSON outputs and resilient parsing.</w:t>
+      </w:r>
+    </w:p>
+    <w:p>
+      <w:pPr>
+        <w:pStyle w:val="ListParagraph"/>
+        <w:numPr>
+          <w:ilvl w:val="0"/>
+          <w:numId w:val="6"/>
+        </w:numPr>
+      </w:pPr>
+      <w:r>
+        <w:t>Added AI writing tools (trim, paraphrase, summaries) with secure API key handling.</w:t>
+      </w:r>
+    </w:p>
+    <w:p>
+      <w:pPr>
+        <w:spacing w:after="0"/>
+      </w:pPr>
+      <w:r>
+        <w:rPr>
+          <w:b/>
+          <w:bCs/>
+        </w:rPr>
+        <w:t>Admissions Management System |</w:t>
+      </w:r>
+      <w:r>
+        <w:t xml:space="preserve"> </w:t>
+      </w:r>
+      <w:hyperlink r:id="rId22" w:history="1">
+        <w:r>
+          <w:rPr>
+            <w:rStyle w:val="Hyperlink"/>
+          </w:rPr>
+          <w:t>Link</w:t>
+        </w:r>
+      </w:hyperlink>
+      <w:r>
+        <w:tab/>
+      </w:r>
+      <w:r>
+        <w:tab/>
+      </w:r>
+      <w:r>
+        <w:tab/>
       </w:r>
       <w:r>
         <w:tab/>
@@ -2675,7 +2969,7 @@
       <w:r>
         <w:t xml:space="preserve">Designed/developed an admissions management system for </w:t>
       </w:r>
-      <w:hyperlink r:id="rId22" w:history="1">
+      <w:hyperlink r:id="rId23" w:history="1">
         <w:r>
           <w:rPr>
             <w:rStyle w:val="Hyperlink"/>
@@ -2711,7 +3005,6 @@
         </w:numPr>
       </w:pPr>
       <w:r>
-        <w:lastRenderedPageBreak/>
         <w:t>Over 2000 applications processed so far, and counting.</w:t>
       </w:r>
     </w:p>
@@ -2736,62 +3029,13 @@
     <w:p>
       <w:pPr>
         <w:spacing w:after="0"/>
-        <w:rPr>
-          <w:b/>
-          <w:bCs/>
-        </w:rPr>
-      </w:pPr>
-    </w:p>
-    <w:p>
-      <w:pPr>
-        <w:spacing w:after="0"/>
-      </w:pPr>
-      <w:r>
-        <w:rPr>
-          <w:b/>
-          <w:bCs/>
-        </w:rPr>
-        <w:t>Online Market Place (</w:t>
-      </w:r>
-      <w:proofErr w:type="spellStart"/>
-      <w:r>
-        <w:rPr>
-          <w:b/>
-          <w:bCs/>
-        </w:rPr>
-        <w:t>Oysloe</w:t>
-      </w:r>
-      <w:proofErr w:type="spellEnd"/>
-      <w:r>
-        <w:rPr>
-          <w:b/>
-          <w:bCs/>
-        </w:rPr>
-        <w:t xml:space="preserve"> Online Marketplace) | </w:t>
-      </w:r>
-      <w:hyperlink r:id="rId23" w:history="1">
-        <w:r>
-          <w:rPr>
-            <w:rStyle w:val="Hyperlink"/>
-          </w:rPr>
-          <w:t>Link</w:t>
-        </w:r>
-      </w:hyperlink>
-      <w:r>
-        <w:tab/>
-      </w:r>
-      <w:r>
-        <w:tab/>
-      </w:r>
-      <w:r>
-        <w:t xml:space="preserve">                </w:t>
-      </w:r>
-      <w:r>
-        <w:rPr>
-          <w:b/>
-          <w:bCs/>
-        </w:rPr>
-        <w:t>October – December 2025</w:t>
+      </w:pPr>
+      <w:r>
+        <w:rPr>
+          <w:b/>
+          <w:bCs/>
+        </w:rPr>
+        <w:t>Other Software Products</w:t>
       </w:r>
     </w:p>
     <w:p>
@@ -2801,13 +3045,9 @@
           <w:ilvl w:val="0"/>
           <w:numId w:val="7"/>
         </w:numPr>
-        <w:rPr>
-          <w:b/>
-          <w:bCs/>
-        </w:rPr>
-      </w:pPr>
-      <w:r>
-        <w:t>Built an online marketplace platform for a client for connecting buyers with sellers.</w:t>
+      </w:pPr>
+      <w:r>
+        <w:t>Monitoring and Evaluation Software</w:t>
       </w:r>
     </w:p>
     <w:p>
@@ -2823,15 +3063,7 @@
         </w:rPr>
       </w:pPr>
       <w:r>
-        <w:t xml:space="preserve">System includes mobile apps on both </w:t>
-      </w:r>
-      <w:proofErr w:type="spellStart"/>
-      <w:r>
-        <w:t>PlayStore</w:t>
-      </w:r>
-      <w:proofErr w:type="spellEnd"/>
-      <w:r>
-        <w:t xml:space="preserve"> and AppStore.</w:t>
+        <w:t>School Management System</w:t>
       </w:r>
     </w:p>
     <w:p>
@@ -2847,15 +3079,7 @@
         </w:rPr>
       </w:pPr>
       <w:r>
-        <w:t xml:space="preserve">Implemented a chatting feature using </w:t>
-      </w:r>
-      <w:proofErr w:type="spellStart"/>
-      <w:r>
-        <w:t>websockets</w:t>
-      </w:r>
-      <w:proofErr w:type="spellEnd"/>
-      <w:r>
-        <w:t xml:space="preserve"> and channels, and Integrated payments.</w:t>
+        <w:t>Hospital Management System</w:t>
       </w:r>
     </w:p>
     <w:p>
@@ -2871,7 +3095,98 @@
         </w:rPr>
       </w:pPr>
       <w:r>
-        <w:t>System has a dashboard for administrative monitoring and management.</w:t>
+        <w:t>Pharmacy Management System</w:t>
+      </w:r>
+    </w:p>
+    <w:p>
+      <w:pPr>
+        <w:pStyle w:val="ListParagraph"/>
+        <w:numPr>
+          <w:ilvl w:val="0"/>
+          <w:numId w:val="7"/>
+        </w:numPr>
+        <w:rPr>
+          <w:b/>
+          <w:bCs/>
+        </w:rPr>
+      </w:pPr>
+      <w:r>
+        <w:t>Court Management System</w:t>
+      </w:r>
+    </w:p>
+    <w:p>
+      <w:pPr>
+        <w:pStyle w:val="ListParagraph"/>
+        <w:numPr>
+          <w:ilvl w:val="0"/>
+          <w:numId w:val="7"/>
+        </w:numPr>
+        <w:rPr>
+          <w:b/>
+          <w:bCs/>
+        </w:rPr>
+      </w:pPr>
+      <w:r>
+        <w:t>Election / Voting Management System</w:t>
+      </w:r>
+    </w:p>
+    <w:p>
+      <w:pPr>
+        <w:pStyle w:val="ListParagraph"/>
+        <w:numPr>
+          <w:ilvl w:val="0"/>
+          <w:numId w:val="7"/>
+        </w:numPr>
+        <w:pBdr>
+          <w:bottom w:val="single" w:sz="4" w:space="1" w:color="auto"/>
+        </w:pBdr>
+        <w:rPr>
+          <w:b/>
+          <w:bCs/>
+        </w:rPr>
+      </w:pPr>
+      <w:r>
+        <w:t>Offline-capable</w:t>
+      </w:r>
+      <w:r>
+        <w:t xml:space="preserve"> mobile applications</w:t>
+      </w:r>
+    </w:p>
+    <w:p>
+      <w:pPr>
+        <w:tabs>
+          <w:tab w:val="left" w:pos="1150"/>
+        </w:tabs>
+        <w:jc w:val="center"/>
+      </w:pPr>
+      <w:r>
+        <w:rPr>
+          <w:b/>
+          <w:bCs/>
+        </w:rPr>
+        <w:t>REFEREES</w:t>
+      </w:r>
+    </w:p>
+    <w:p>
+      <w:pPr>
+        <w:tabs>
+          <w:tab w:val="left" w:pos="1150"/>
+        </w:tabs>
+        <w:rPr>
+          <w:b/>
+          <w:bCs/>
+          <w:i/>
+          <w:iCs/>
+        </w:rPr>
+      </w:pPr>
+      <w:r>
+        <w:rPr>
+          <w:b/>
+          <w:bCs/>
+          <w:i/>
+          <w:iCs/>
+        </w:rPr>
+        <w:t>Available upon request.</w:t>
       </w:r>
     </w:p>
     <w:sectPr>
@@ -2885,7 +3200,7 @@
 </file>
 
 <file path=word/numbering.xml><?xml version="1.0" encoding="utf-8"?>
-<w:numbering xmlns:wpc="http://schemas.microsoft.com/office/word/2010/wordprocessingCanvas" xmlns:cx="http://schemas.microsoft.com/office/drawing/2014/chartex" xmlns:cx1="http://schemas.microsoft.com/office/drawing/2015/9/8/chartex" xmlns:cx2="http://schemas.microsoft.com/office/drawing/2015/10/21/chartex" xmlns:cx3="http://schemas.microsoft.com/office/drawing/2016/5/9/chartex" xmlns:cx4="http://schemas.microsoft.com/office/drawing/2016/5/10/chartex" xmlns:cx5="http://schemas.microsoft.com/office/drawing/2016/5/11/chartex" xmlns:cx6="http://schemas.microsoft.com/office/drawing/2016/5/12/chartex" xmlns:cx7="http://schemas.microsoft.com/office/drawing/2016/5/13/chartex" xmlns:cx8="http://schemas.microsoft.com/office/drawing/2016/5/14/chartex" xmlns:mc="http://schemas.openxmlformats.org/markup-compatibility/2006" xmlns:aink="http://schemas.microsoft.com/office/drawing/2016/ink" xmlns:am3d="http://schemas.microsoft.com/office/drawing/2017/model3d" xmlns:o="urn:schemas-microsoft-com:office:office" xmlns:oel="http://schemas.microsoft.com/office/2019/extlst" xmlns:r="http://schemas.openxmlformats.org/officeDocument/2006/relationships" xmlns:m="http://schemas.openxmlformats.org/officeDocument/2006/math" xmlns:v="urn:schemas-microsoft-com:vml" xmlns:wp14="http://schemas.microsoft.com/office/word/2010/wordprocessingDrawing" xmlns:wp="http://schemas.openxmlformats.org/drawingml/2006/wordprocessingDrawing" xmlns:w10="urn:schemas-microsoft-com:office:word" xmlns:w="http://schemas.openxmlformats.org/wordprocessingml/2006/main" xmlns:w14="http://schemas.microsoft.com/office/word/2010/wordml" xmlns:w15="http://schemas.microsoft.com/office/word/2012/wordml" xmlns:w16cex="http://schemas.microsoft.com/office/word/2018/wordml/cex" xmlns:w16cid="http://schemas.microsoft.com/office/word/2016/wordml/cid" xmlns:w16="http://schemas.microsoft.com/office/word/2018/wordml" xmlns:w16du="http://schemas.microsoft.com/office/word/2023/wordml/word16du" xmlns:w16sdtdh="http://schemas.microsoft.com/office/word/2020/wordml/sdtdatahash" xmlns:w16sdtfl="http://schemas.microsoft.com/office/word/2024/wordml/sdtformatlock" xmlns:w16se="http://schemas.microsoft.com/office/word/2015/wordml/symex" xmlns:wpg="http://schemas.microsoft.com/office/word/2010/wordprocessingGroup" xmlns:wpi="http://schemas.microsoft.com/office/word/2010/wordprocessingInk" xmlns:wne="http://schemas.microsoft.com/office/word/2006/wordml" xmlns:wps="http://schemas.microsoft.com/office/word/2010/wordprocessingShape" mc:Ignorable="w14 w15 w16se w16cid w16 w16cex w16sdtdh w16sdtfl w16du wp14">
+<w:numbering xmlns:wpc="http://schemas.microsoft.com/office/word/2010/wordprocessingCanvas" xmlns:cx="http://schemas.microsoft.com/office/drawing/2014/chartex" xmlns:cx1="http://schemas.microsoft.com/office/drawing/2015/9/8/chartex" xmlns:cx2="http://schemas.microsoft.com/office/drawing/2015/10/21/chartex" xmlns:cx3="http://schemas.microsoft.com/office/drawing/2016/5/9/chartex" xmlns:cx4="http://schemas.microsoft.com/office/drawing/2016/5/10/chartex" xmlns:cx5="http://schemas.microsoft.com/office/drawing/2016/5/11/chartex" xmlns:cx6="http://schemas.microsoft.com/office/drawing/2016/5/12/chartex" xmlns:cx7="http://schemas.microsoft.com/office/drawing/2016/5/13/chartex" xmlns:cx8="http://schemas.microsoft.com/office/drawing/2016/5/14/chartex" xmlns:mc="http://schemas.openxmlformats.org/markup-compatibility/2006" xmlns:aink="http://schemas.microsoft.com/office/drawing/2016/ink" xmlns:am3d="http://schemas.microsoft.com/office/drawing/2017/model3d" xmlns:o="urn:schemas-microsoft-com:office:office" xmlns:oel="http://schemas.microsoft.com/office/2019/extlst" xmlns:r="http://schemas.openxmlformats.org/officeDocument/2006/relationships" xmlns:m="http://schemas.openxmlformats.org/officeDocument/2006/math" xmlns:v="urn:schemas-microsoft-com:vml" xmlns:wp14="http://schemas.microsoft.com/office/word/2010/wordprocessingDrawing" xmlns:wp="http://schemas.openxmlformats.org/drawingml/2006/wordprocessingDrawing" xmlns:w10="urn:schemas-microsoft-com:office:word" xmlns:w="http://schemas.openxmlformats.org/wordprocessingml/2006/main" xmlns:w14="http://schemas.microsoft.com/office/word/2010/wordml" xmlns:w15="http://schemas.microsoft.com/office/word/2012/wordml" xmlns:w16cei="http://schemas.microsoft.com/office/word/2026/wordml/cei" xmlns:w16cex="http://schemas.microsoft.com/office/word/2018/wordml/cex" xmlns:w16cid="http://schemas.microsoft.com/office/word/2016/wordml/cid" xmlns:w16="http://schemas.microsoft.com/office/word/2018/wordml" xmlns:w16du="http://schemas.microsoft.com/office/word/2023/wordml/word16du" xmlns:w16sdtdh="http://schemas.microsoft.com/office/word/2020/wordml/sdtdatahash" xmlns:w16sdtfl="http://schemas.microsoft.com/office/word/2024/wordml/sdtformatlock" xmlns:w16se="http://schemas.microsoft.com/office/word/2015/wordml/symex" xmlns:wpg="http://schemas.microsoft.com/office/word/2010/wordprocessingGroup" xmlns:wpi="http://schemas.microsoft.com/office/word/2010/wordprocessingInk" xmlns:wne="http://schemas.microsoft.com/office/word/2006/wordml" xmlns:wps="http://schemas.microsoft.com/office/word/2010/wordprocessingShape" mc:Ignorable="w14 w15 w16se w16cid w16 w16cex w16sdtdh w16sdtfl w16du wp14">
   <w:abstractNum w:abstractNumId="0" w15:restartNumberingAfterBreak="0">
     <w:nsid w:val="02372651"/>
     <w:multiLevelType w:val="hybridMultilevel"/>
@@ -3839,6 +4154,232 @@
     </w:lvl>
   </w:abstractNum>
   <w:abstractNum w:abstractNumId="8" w15:restartNumberingAfterBreak="0">
+    <w:nsid w:val="35AF37C4"/>
+    <w:multiLevelType w:val="hybridMultilevel"/>
+    <w:tmpl w:val="2886E764"/>
+    <w:lvl w:ilvl="0" w:tplc="0C000001">
+      <w:start w:val="1"/>
+      <w:numFmt w:val="bullet"/>
+      <w:lvlText w:val=""/>
+      <w:lvlJc w:val="left"/>
+      <w:pPr>
+        <w:ind w:left="720" w:hanging="360"/>
+      </w:pPr>
+      <w:rPr>
+        <w:rFonts w:ascii="Symbol" w:hAnsi="Symbol" w:hint="default"/>
+      </w:rPr>
+    </w:lvl>
+    <w:lvl w:ilvl="1" w:tplc="0C000003" w:tentative="1">
+      <w:start w:val="1"/>
+      <w:numFmt w:val="bullet"/>
+      <w:lvlText w:val="o"/>
+      <w:lvlJc w:val="left"/>
+      <w:pPr>
+        <w:ind w:left="1440" w:hanging="360"/>
+      </w:pPr>
+      <w:rPr>
+        <w:rFonts w:ascii="Courier New" w:hAnsi="Courier New" w:cs="Courier New" w:hint="default"/>
+      </w:rPr>
+    </w:lvl>
+    <w:lvl w:ilvl="2" w:tplc="0C000005" w:tentative="1">
+      <w:start w:val="1"/>
+      <w:numFmt w:val="bullet"/>
+      <w:lvlText w:val=""/>
+      <w:lvlJc w:val="left"/>
+      <w:pPr>
+        <w:ind w:left="2160" w:hanging="360"/>
+      </w:pPr>
+      <w:rPr>
+        <w:rFonts w:ascii="Wingdings" w:hAnsi="Wingdings" w:hint="default"/>
+      </w:rPr>
+    </w:lvl>
+    <w:lvl w:ilvl="3" w:tplc="0C000001" w:tentative="1">
+      <w:start w:val="1"/>
+      <w:numFmt w:val="bullet"/>
+      <w:lvlText w:val=""/>
+      <w:lvlJc w:val="left"/>
+      <w:pPr>
+        <w:ind w:left="2880" w:hanging="360"/>
+      </w:pPr>
+      <w:rPr>
+        <w:rFonts w:ascii="Symbol" w:hAnsi="Symbol" w:hint="default"/>
+      </w:rPr>
+    </w:lvl>
+    <w:lvl w:ilvl="4" w:tplc="0C000003" w:tentative="1">
+      <w:start w:val="1"/>
+      <w:numFmt w:val="bullet"/>
+      <w:lvlText w:val="o"/>
+      <w:lvlJc w:val="left"/>
+      <w:pPr>
+        <w:ind w:left="3600" w:hanging="360"/>
+      </w:pPr>
+      <w:rPr>
+        <w:rFonts w:ascii="Courier New" w:hAnsi="Courier New" w:cs="Courier New" w:hint="default"/>
+      </w:rPr>
+    </w:lvl>
+    <w:lvl w:ilvl="5" w:tplc="0C000005" w:tentative="1">
+      <w:start w:val="1"/>
+      <w:numFmt w:val="bullet"/>
+      <w:lvlText w:val=""/>
+      <w:lvlJc w:val="left"/>
+      <w:pPr>
+        <w:ind w:left="4320" w:hanging="360"/>
+      </w:pPr>
+      <w:rPr>
+        <w:rFonts w:ascii="Wingdings" w:hAnsi="Wingdings" w:hint="default"/>
+      </w:rPr>
+    </w:lvl>
+    <w:lvl w:ilvl="6" w:tplc="0C000001" w:tentative="1">
+      <w:start w:val="1"/>
+      <w:numFmt w:val="bullet"/>
+      <w:lvlText w:val=""/>
+      <w:lvlJc w:val="left"/>
+      <w:pPr>
+        <w:ind w:left="5040" w:hanging="360"/>
+      </w:pPr>
+      <w:rPr>
+        <w:rFonts w:ascii="Symbol" w:hAnsi="Symbol" w:hint="default"/>
+      </w:rPr>
+    </w:lvl>
+    <w:lvl w:ilvl="7" w:tplc="0C000003" w:tentative="1">
+      <w:start w:val="1"/>
+      <w:numFmt w:val="bullet"/>
+      <w:lvlText w:val="o"/>
+      <w:lvlJc w:val="left"/>
+      <w:pPr>
+        <w:ind w:left="5760" w:hanging="360"/>
+      </w:pPr>
+      <w:rPr>
+        <w:rFonts w:ascii="Courier New" w:hAnsi="Courier New" w:cs="Courier New" w:hint="default"/>
+      </w:rPr>
+    </w:lvl>
+    <w:lvl w:ilvl="8" w:tplc="0C000005" w:tentative="1">
+      <w:start w:val="1"/>
+      <w:numFmt w:val="bullet"/>
+      <w:lvlText w:val=""/>
+      <w:lvlJc w:val="left"/>
+      <w:pPr>
+        <w:ind w:left="6480" w:hanging="360"/>
+      </w:pPr>
+      <w:rPr>
+        <w:rFonts w:ascii="Wingdings" w:hAnsi="Wingdings" w:hint="default"/>
+      </w:rPr>
+    </w:lvl>
+  </w:abstractNum>
+  <w:abstractNum w:abstractNumId="9" w15:restartNumberingAfterBreak="0">
+    <w:nsid w:val="3C9276AD"/>
+    <w:multiLevelType w:val="hybridMultilevel"/>
+    <w:tmpl w:val="17C8DAF2"/>
+    <w:lvl w:ilvl="0" w:tplc="0C000001">
+      <w:start w:val="1"/>
+      <w:numFmt w:val="bullet"/>
+      <w:lvlText w:val=""/>
+      <w:lvlJc w:val="left"/>
+      <w:pPr>
+        <w:ind w:left="720" w:hanging="360"/>
+      </w:pPr>
+      <w:rPr>
+        <w:rFonts w:ascii="Symbol" w:hAnsi="Symbol" w:hint="default"/>
+      </w:rPr>
+    </w:lvl>
+    <w:lvl w:ilvl="1" w:tplc="0C000003" w:tentative="1">
+      <w:start w:val="1"/>
+      <w:numFmt w:val="bullet"/>
+      <w:lvlText w:val="o"/>
+      <w:lvlJc w:val="left"/>
+      <w:pPr>
+        <w:ind w:left="1440" w:hanging="360"/>
+      </w:pPr>
+      <w:rPr>
+        <w:rFonts w:ascii="Courier New" w:hAnsi="Courier New" w:cs="Courier New" w:hint="default"/>
+      </w:rPr>
+    </w:lvl>
+    <w:lvl w:ilvl="2" w:tplc="0C000005" w:tentative="1">
+      <w:start w:val="1"/>
+      <w:numFmt w:val="bullet"/>
+      <w:lvlText w:val=""/>
+      <w:lvlJc w:val="left"/>
+      <w:pPr>
+        <w:ind w:left="2160" w:hanging="360"/>
+      </w:pPr>
+      <w:rPr>
+        <w:rFonts w:ascii="Wingdings" w:hAnsi="Wingdings" w:hint="default"/>
+      </w:rPr>
+    </w:lvl>
+    <w:lvl w:ilvl="3" w:tplc="0C000001" w:tentative="1">
+      <w:start w:val="1"/>
+      <w:numFmt w:val="bullet"/>
+      <w:lvlText w:val=""/>
+      <w:lvlJc w:val="left"/>
+      <w:pPr>
+        <w:ind w:left="2880" w:hanging="360"/>
+      </w:pPr>
+      <w:rPr>
+        <w:rFonts w:ascii="Symbol" w:hAnsi="Symbol" w:hint="default"/>
+      </w:rPr>
+    </w:lvl>
+    <w:lvl w:ilvl="4" w:tplc="0C000003" w:tentative="1">
+      <w:start w:val="1"/>
+      <w:numFmt w:val="bullet"/>
+      <w:lvlText w:val="o"/>
+      <w:lvlJc w:val="left"/>
+      <w:pPr>
+        <w:ind w:left="3600" w:hanging="360"/>
+      </w:pPr>
+      <w:rPr>
+        <w:rFonts w:ascii="Courier New" w:hAnsi="Courier New" w:cs="Courier New" w:hint="default"/>
+      </w:rPr>
+    </w:lvl>
+    <w:lvl w:ilvl="5" w:tplc="0C000005" w:tentative="1">
+      <w:start w:val="1"/>
+      <w:numFmt w:val="bullet"/>
+      <w:lvlText w:val=""/>
+      <w:lvlJc w:val="left"/>
+      <w:pPr>
+        <w:ind w:left="4320" w:hanging="360"/>
+      </w:pPr>
+      <w:rPr>
+        <w:rFonts w:ascii="Wingdings" w:hAnsi="Wingdings" w:hint="default"/>
+      </w:rPr>
+    </w:lvl>
+    <w:lvl w:ilvl="6" w:tplc="0C000001" w:tentative="1">
+      <w:start w:val="1"/>
+      <w:numFmt w:val="bullet"/>
+      <w:lvlText w:val=""/>
+      <w:lvlJc w:val="left"/>
+      <w:pPr>
+        <w:ind w:left="5040" w:hanging="360"/>
+      </w:pPr>
+      <w:rPr>
+        <w:rFonts w:ascii="Symbol" w:hAnsi="Symbol" w:hint="default"/>
+      </w:rPr>
+    </w:lvl>
+    <w:lvl w:ilvl="7" w:tplc="0C000003" w:tentative="1">
+      <w:start w:val="1"/>
+      <w:numFmt w:val="bullet"/>
+      <w:lvlText w:val="o"/>
+      <w:lvlJc w:val="left"/>
+      <w:pPr>
+        <w:ind w:left="5760" w:hanging="360"/>
+      </w:pPr>
+      <w:rPr>
+        <w:rFonts w:ascii="Courier New" w:hAnsi="Courier New" w:cs="Courier New" w:hint="default"/>
+      </w:rPr>
+    </w:lvl>
+    <w:lvl w:ilvl="8" w:tplc="0C000005" w:tentative="1">
+      <w:start w:val="1"/>
+      <w:numFmt w:val="bullet"/>
+      <w:lvlText w:val=""/>
+      <w:lvlJc w:val="left"/>
+      <w:pPr>
+        <w:ind w:left="6480" w:hanging="360"/>
+      </w:pPr>
+      <w:rPr>
+        <w:rFonts w:ascii="Wingdings" w:hAnsi="Wingdings" w:hint="default"/>
+      </w:rPr>
+    </w:lvl>
+  </w:abstractNum>
+  <w:abstractNum w:abstractNumId="10" w15:restartNumberingAfterBreak="0">
     <w:nsid w:val="3EF27CFB"/>
     <w:multiLevelType w:val="hybridMultilevel"/>
     <w:tmpl w:val="0EE84D52"/>
@@ -3953,7 +4494,7 @@
       </w:rPr>
     </w:lvl>
   </w:abstractNum>
-  <w:abstractNum w:abstractNumId="9" w15:restartNumberingAfterBreak="0">
+  <w:abstractNum w:abstractNumId="11" w15:restartNumberingAfterBreak="0">
     <w:nsid w:val="40A83DA0"/>
     <w:multiLevelType w:val="hybridMultilevel"/>
     <w:tmpl w:val="BD7CC510"/>
@@ -4066,7 +4607,120 @@
       </w:rPr>
     </w:lvl>
   </w:abstractNum>
-  <w:abstractNum w:abstractNumId="10" w15:restartNumberingAfterBreak="0">
+  <w:abstractNum w:abstractNumId="12" w15:restartNumberingAfterBreak="0">
+    <w:nsid w:val="531E7104"/>
+    <w:multiLevelType w:val="hybridMultilevel"/>
+    <w:tmpl w:val="CC0A1C58"/>
+    <w:lvl w:ilvl="0" w:tplc="0C000001">
+      <w:start w:val="1"/>
+      <w:numFmt w:val="bullet"/>
+      <w:lvlText w:val=""/>
+      <w:lvlJc w:val="left"/>
+      <w:pPr>
+        <w:ind w:left="720" w:hanging="360"/>
+      </w:pPr>
+      <w:rPr>
+        <w:rFonts w:ascii="Symbol" w:hAnsi="Symbol" w:hint="default"/>
+      </w:rPr>
+    </w:lvl>
+    <w:lvl w:ilvl="1" w:tplc="0C000003" w:tentative="1">
+      <w:start w:val="1"/>
+      <w:numFmt w:val="bullet"/>
+      <w:lvlText w:val="o"/>
+      <w:lvlJc w:val="left"/>
+      <w:pPr>
+        <w:ind w:left="1440" w:hanging="360"/>
+      </w:pPr>
+      <w:rPr>
+        <w:rFonts w:ascii="Courier New" w:hAnsi="Courier New" w:cs="Courier New" w:hint="default"/>
+      </w:rPr>
+    </w:lvl>
+    <w:lvl w:ilvl="2" w:tplc="0C000005" w:tentative="1">
+      <w:start w:val="1"/>
+      <w:numFmt w:val="bullet"/>
+      <w:lvlText w:val=""/>
+      <w:lvlJc w:val="left"/>
+      <w:pPr>
+        <w:ind w:left="2160" w:hanging="360"/>
+      </w:pPr>
+      <w:rPr>
+        <w:rFonts w:ascii="Wingdings" w:hAnsi="Wingdings" w:hint="default"/>
+      </w:rPr>
+    </w:lvl>
+    <w:lvl w:ilvl="3" w:tplc="0C000001" w:tentative="1">
+      <w:start w:val="1"/>
+      <w:numFmt w:val="bullet"/>
+      <w:lvlText w:val=""/>
+      <w:lvlJc w:val="left"/>
+      <w:pPr>
+        <w:ind w:left="2880" w:hanging="360"/>
+      </w:pPr>
+      <w:rPr>
+        <w:rFonts w:ascii="Symbol" w:hAnsi="Symbol" w:hint="default"/>
+      </w:rPr>
+    </w:lvl>
+    <w:lvl w:ilvl="4" w:tplc="0C000003" w:tentative="1">
+      <w:start w:val="1"/>
+      <w:numFmt w:val="bullet"/>
+      <w:lvlText w:val="o"/>
+      <w:lvlJc w:val="left"/>
+      <w:pPr>
+        <w:ind w:left="3600" w:hanging="360"/>
+      </w:pPr>
+      <w:rPr>
+        <w:rFonts w:ascii="Courier New" w:hAnsi="Courier New" w:cs="Courier New" w:hint="default"/>
+      </w:rPr>
+    </w:lvl>
+    <w:lvl w:ilvl="5" w:tplc="0C000005" w:tentative="1">
+      <w:start w:val="1"/>
+      <w:numFmt w:val="bullet"/>
+      <w:lvlText w:val=""/>
+      <w:lvlJc w:val="left"/>
+      <w:pPr>
+        <w:ind w:left="4320" w:hanging="360"/>
+      </w:pPr>
+      <w:rPr>
+        <w:rFonts w:ascii="Wingdings" w:hAnsi="Wingdings" w:hint="default"/>
+      </w:rPr>
+    </w:lvl>
+    <w:lvl w:ilvl="6" w:tplc="0C000001" w:tentative="1">
+      <w:start w:val="1"/>
+      <w:numFmt w:val="bullet"/>
+      <w:lvlText w:val=""/>
+      <w:lvlJc w:val="left"/>
+      <w:pPr>
+        <w:ind w:left="5040" w:hanging="360"/>
+      </w:pPr>
+      <w:rPr>
+        <w:rFonts w:ascii="Symbol" w:hAnsi="Symbol" w:hint="default"/>
+      </w:rPr>
+    </w:lvl>
+    <w:lvl w:ilvl="7" w:tplc="0C000003" w:tentative="1">
+      <w:start w:val="1"/>
+      <w:numFmt w:val="bullet"/>
+      <w:lvlText w:val="o"/>
+      <w:lvlJc w:val="left"/>
+      <w:pPr>
+        <w:ind w:left="5760" w:hanging="360"/>
+      </w:pPr>
+      <w:rPr>
+        <w:rFonts w:ascii="Courier New" w:hAnsi="Courier New" w:cs="Courier New" w:hint="default"/>
+      </w:rPr>
+    </w:lvl>
+    <w:lvl w:ilvl="8" w:tplc="0C000005" w:tentative="1">
+      <w:start w:val="1"/>
+      <w:numFmt w:val="bullet"/>
+      <w:lvlText w:val=""/>
+      <w:lvlJc w:val="left"/>
+      <w:pPr>
+        <w:ind w:left="6480" w:hanging="360"/>
+      </w:pPr>
+      <w:rPr>
+        <w:rFonts w:ascii="Wingdings" w:hAnsi="Wingdings" w:hint="default"/>
+      </w:rPr>
+    </w:lvl>
+  </w:abstractNum>
+  <w:abstractNum w:abstractNumId="13" w15:restartNumberingAfterBreak="0">
     <w:nsid w:val="572B5149"/>
     <w:multiLevelType w:val="hybridMultilevel"/>
     <w:tmpl w:val="365A82E0"/>
@@ -4179,7 +4833,7 @@
       </w:rPr>
     </w:lvl>
   </w:abstractNum>
-  <w:abstractNum w:abstractNumId="11" w15:restartNumberingAfterBreak="0">
+  <w:abstractNum w:abstractNumId="14" w15:restartNumberingAfterBreak="0">
     <w:nsid w:val="577E5811"/>
     <w:multiLevelType w:val="hybridMultilevel"/>
     <w:tmpl w:val="90EAF064"/>
@@ -4294,7 +4948,7 @@
       </w:rPr>
     </w:lvl>
   </w:abstractNum>
-  <w:abstractNum w:abstractNumId="12" w15:restartNumberingAfterBreak="0">
+  <w:abstractNum w:abstractNumId="15" w15:restartNumberingAfterBreak="0">
     <w:nsid w:val="5EEF3F6C"/>
     <w:multiLevelType w:val="hybridMultilevel"/>
     <w:tmpl w:val="A40E37E8"/>
@@ -4407,7 +5061,7 @@
       </w:rPr>
     </w:lvl>
   </w:abstractNum>
-  <w:abstractNum w:abstractNumId="13" w15:restartNumberingAfterBreak="0">
+  <w:abstractNum w:abstractNumId="16" w15:restartNumberingAfterBreak="0">
     <w:nsid w:val="5F3A79AB"/>
     <w:multiLevelType w:val="hybridMultilevel"/>
     <w:tmpl w:val="C19064D4"/>
@@ -4529,13 +5183,13 @@
     <w:abstractNumId w:val="4"/>
   </w:num>
   <w:num w:numId="3" w16cid:durableId="2012290929">
-    <w:abstractNumId w:val="11"/>
+    <w:abstractNumId w:val="14"/>
   </w:num>
   <w:num w:numId="4" w16cid:durableId="1555310624">
     <w:abstractNumId w:val="5"/>
   </w:num>
   <w:num w:numId="5" w16cid:durableId="618218922">
-    <w:abstractNumId w:val="8"/>
+    <w:abstractNumId w:val="10"/>
   </w:num>
   <w:num w:numId="6" w16cid:durableId="61611710">
     <w:abstractNumId w:val="3"/>
@@ -4544,7 +5198,7 @@
     <w:abstractNumId w:val="0"/>
   </w:num>
   <w:num w:numId="8" w16cid:durableId="1047804059">
-    <w:abstractNumId w:val="13"/>
+    <w:abstractNumId w:val="16"/>
   </w:num>
   <w:num w:numId="9" w16cid:durableId="1129127600">
     <w:abstractNumId w:val="1"/>
@@ -4553,16 +5207,25 @@
     <w:abstractNumId w:val="2"/>
   </w:num>
   <w:num w:numId="11" w16cid:durableId="632293758">
-    <w:abstractNumId w:val="10"/>
+    <w:abstractNumId w:val="13"/>
   </w:num>
   <w:num w:numId="12" w16cid:durableId="1713457422">
-    <w:abstractNumId w:val="12"/>
+    <w:abstractNumId w:val="15"/>
   </w:num>
   <w:num w:numId="13" w16cid:durableId="1792169520">
     <w:abstractNumId w:val="7"/>
   </w:num>
   <w:num w:numId="14" w16cid:durableId="16660338">
+    <w:abstractNumId w:val="11"/>
+  </w:num>
+  <w:num w:numId="15" w16cid:durableId="409619338">
+    <w:abstractNumId w:val="8"/>
+  </w:num>
+  <w:num w:numId="16" w16cid:durableId="155003374">
     <w:abstractNumId w:val="9"/>
+  </w:num>
+  <w:num w:numId="17" w16cid:durableId="1344941520">
+    <w:abstractNumId w:val="12"/>
   </w:num>
 </w:numbering>
 </file>
@@ -5171,7 +5834,6 @@
   <w:style w:type="character" w:default="1" w:styleId="DefaultParagraphFont">
     <w:name w:val="Default Paragraph Font"/>
     <w:uiPriority w:val="1"/>
-    <w:semiHidden/>
     <w:unhideWhenUsed/>
   </w:style>
   <w:style w:type="table" w:default="1" w:styleId="TableNormal">
@@ -5508,6 +6170,18 @@
       <w:shd w:val="clear" w:color="auto" w:fill="E1DFDD"/>
     </w:rPr>
   </w:style>
+  <w:style w:type="character" w:styleId="FollowedHyperlink">
+    <w:name w:val="FollowedHyperlink"/>
+    <w:basedOn w:val="DefaultParagraphFont"/>
+    <w:uiPriority w:val="99"/>
+    <w:semiHidden/>
+    <w:unhideWhenUsed/>
+    <w:rsid w:val="00B535E6"/>
+    <w:rPr>
+      <w:color w:val="96607D" w:themeColor="followedHyperlink"/>
+      <w:u w:val="single"/>
+    </w:rPr>
+  </w:style>
 </w:styles>
 </file>
 
